--- a/docs/decisions/CHANTIER_doctrine_creation_objets_securises_2026-05-12.docx
+++ b/docs/decisions/CHANTIER_doctrine_creation_objets_securises_2026-05-12.docx
@@ -46,7 +46,7 @@
           <w:sz w:val="22"/>
           <w:szCs w:val="22"/>
         </w:rPr>
-        <w:t xml:space="preserve">Templates obligatoires pour toute nouvelle migration</w:t>
+        <w:t xml:space="preserve">Templates obligatoires + leçons L.12 / L.12bis / L.12ter</w:t>
       </w:r>
     </w:p>
     <w:p>
@@ -58,7 +58,7 @@
           <w:b/>
           <w:bCs/>
         </w:rPr>
-        <w:t xml:space="preserve">Date : </w:t>
+        <w:t xml:space="preserve">Date initiale : </w:t>
       </w:r>
       <w:r>
         <w:t xml:space="preserve">2026-05-12</w:t>
@@ -73,10 +73,10 @@
           <w:b/>
           <w:bCs/>
         </w:rPr>
-        <w:t xml:space="preserve">Statut : </w:t>
-      </w:r>
-      <w:r>
-        <w:t xml:space="preserve">Actif, à appliquer à toute nouvelle migration AnarBib</w:t>
+        <w:t xml:space="preserve">Dernière mise à jour : </w:t>
+      </w:r>
+      <w:r>
+        <w:t xml:space="preserve">2026-05-19 (intégration leçons L.12 / L.12bis / L.12ter)</w:t>
       </w:r>
     </w:p>
     <w:p>
@@ -88,10 +88,10 @@
           <w:b/>
           <w:bCs/>
         </w:rPr>
-        <w:t xml:space="preserve">Auteur : </w:t>
-      </w:r>
-      <w:r>
-        <w:t xml:space="preserve">Xavier, coordenador AnarBib</w:t>
+        <w:t xml:space="preserve">Statut : </w:t>
+      </w:r>
+      <w:r>
+        <w:t xml:space="preserve">Actif, à appliquer à toute nouvelle migration AnarBib</w:t>
       </w:r>
     </w:p>
     <w:p>
@@ -103,10 +103,25 @@
           <w:b/>
           <w:bCs/>
         </w:rPr>
+        <w:t xml:space="preserve">Auteur : </w:t>
+      </w:r>
+      <w:r>
+        <w:t xml:space="preserve">Xavier, coordenador AnarBib</w:t>
+      </w:r>
+    </w:p>
+    <w:p>
+      <w:pPr>
+        <w:spacing w:after="120"/>
+      </w:pPr>
+      <w:r>
+        <w:rPr>
+          <w:b/>
+          <w:bCs/>
+        </w:rPr>
         <w:t xml:space="preserve">Référence : </w:t>
       </w:r>
       <w:r>
-        <w:t xml:space="preserve">Issu du chantier linter L.* (sessions des 11-12 mai 2026)</w:t>
+        <w:t xml:space="preserve">Issu du chantier linter L.* (sessions des 11-12 mai 2026) + audit post-doctrine du 19/05/2026</w:t>
       </w:r>
     </w:p>
     <w:p>
@@ -180,6 +195,19 @@
       </w:pPr>
       <w:r>
         <w:t xml:space="preserve">Toute vue créée sans security_invoker exécute son SQL avec les droits du créateur (postgres), bypass des RLS</w:t>
+      </w:r>
+    </w:p>
+    <w:p>
+      <w:pPr>
+        <w:pStyle w:val="ListParagraph"/>
+        <w:numPr>
+          <w:ilvl w:val="0"/>
+          <w:numId w:val="2"/>
+        </w:numPr>
+        <w:spacing w:after="80"/>
+      </w:pPr>
+      <w:r>
+        <w:t xml:space="preserve">Toute table dans public.* avec RLS désactivée est signalée ERROR par le linter Supabase (rls_disabled_in_public)</w:t>
       </w:r>
     </w:p>
     <w:p>
@@ -230,17 +258,6 @@
           <w:sz w:val="18"/>
           <w:szCs w:val="18"/>
         </w:rPr>
-        <w:t xml:space="preserve">-- Création de la fonction avec doctrine appliquée</w:t>
-      </w:r>
-      <w:r>
-        <w:br/>
-      </w:r>
-      <w:r>
-        <w:rPr>
-          <w:rFonts w:ascii="Consolas" w:cs="Consolas" w:eastAsia="Consolas" w:hAnsi="Consolas"/>
-          <w:sz w:val="18"/>
-          <w:szCs w:val="18"/>
-        </w:rPr>
         <w:t xml:space="preserve">CREATE OR REPLACE FUNCTION public.fn_nom_de_fonction(</w:t>
       </w:r>
       <w:r>
@@ -417,17 +434,6 @@
           <w:sz w:val="18"/>
           <w:szCs w:val="18"/>
         </w:rPr>
-        <w:t xml:space="preserve">-- Verrouillage par défaut : retirer EXECUTE à PUBLIC (qui inclut anon et authenticated)</w:t>
-      </w:r>
-      <w:r>
-        <w:br/>
-      </w:r>
-      <w:r>
-        <w:rPr>
-          <w:rFonts w:ascii="Consolas" w:cs="Consolas" w:eastAsia="Consolas" w:hAnsi="Consolas"/>
-          <w:sz w:val="18"/>
-          <w:szCs w:val="18"/>
-        </w:rPr>
         <w:t xml:space="preserve">REVOKE EXECUTE ON FUNCTION public.fn_nom_de_fonction(type1, type2) FROM PUBLIC;</w:t>
       </w:r>
       <w:r>
@@ -439,73 +445,7 @@
           <w:sz w:val="18"/>
           <w:szCs w:val="18"/>
         </w:rPr>
-        <w:t xml:space="preserve"> </w:t>
-      </w:r>
-      <w:r>
-        <w:br/>
-      </w:r>
-      <w:r>
-        <w:rPr>
-          <w:rFonts w:ascii="Consolas" w:cs="Consolas" w:eastAsia="Consolas" w:hAnsi="Consolas"/>
-          <w:sz w:val="18"/>
-          <w:szCs w:val="18"/>
-        </w:rPr>
-        <w:t xml:space="preserve">-- Accord explicite aux rôles légitimes (choisir UNE des options ci-dessous)</w:t>
-      </w:r>
-      <w:r>
-        <w:br/>
-      </w:r>
-      <w:r>
-        <w:rPr>
-          <w:rFonts w:ascii="Consolas" w:cs="Consolas" w:eastAsia="Consolas" w:hAnsi="Consolas"/>
-          <w:sz w:val="18"/>
-          <w:szCs w:val="18"/>
-        </w:rPr>
         <w:t xml:space="preserve">GRANT EXECUTE ON FUNCTION public.fn_nom_de_fonction(type1, type2) TO authenticated;</w:t>
-      </w:r>
-      <w:r>
-        <w:br/>
-      </w:r>
-      <w:r>
-        <w:rPr>
-          <w:rFonts w:ascii="Consolas" w:cs="Consolas" w:eastAsia="Consolas" w:hAnsi="Consolas"/>
-          <w:sz w:val="18"/>
-          <w:szCs w:val="18"/>
-        </w:rPr>
-        <w:t xml:space="preserve">-- OU pour les parcours publics légitimes :</w:t>
-      </w:r>
-      <w:r>
-        <w:br/>
-      </w:r>
-      <w:r>
-        <w:rPr>
-          <w:rFonts w:ascii="Consolas" w:cs="Consolas" w:eastAsia="Consolas" w:hAnsi="Consolas"/>
-          <w:sz w:val="18"/>
-          <w:szCs w:val="18"/>
-        </w:rPr>
-        <w:t xml:space="preserve">-- GRANT EXECUTE ON FUNCTION public.fn_nom_de_fonction(type1, type2) TO anon, authenticated;</w:t>
-      </w:r>
-      <w:r>
-        <w:br/>
-      </w:r>
-      <w:r>
-        <w:rPr>
-          <w:rFonts w:ascii="Consolas" w:cs="Consolas" w:eastAsia="Consolas" w:hAnsi="Consolas"/>
-          <w:sz w:val="18"/>
-          <w:szCs w:val="18"/>
-        </w:rPr>
-        <w:t xml:space="preserve">-- OU pour les fonctions internes (triggers, cron, helpers privés) :</w:t>
-      </w:r>
-      <w:r>
-        <w:br/>
-      </w:r>
-      <w:r>
-        <w:rPr>
-          <w:rFonts w:ascii="Consolas" w:cs="Consolas" w:eastAsia="Consolas" w:hAnsi="Consolas"/>
-          <w:sz w:val="18"/>
-          <w:szCs w:val="18"/>
-        </w:rPr>
-        <w:t xml:space="preserve">-- (ne rien grant — REVOKE FROM PUBLIC suffit, service_role conserve l'accès)</w:t>
       </w:r>
     </w:p>
     <w:p>
@@ -573,7 +513,7 @@
         <w:t xml:space="preserve">GRANT EXECUTE TO &lt;rôle&gt; explicite </w:t>
       </w:r>
       <w:r>
-        <w:t xml:space="preserve">pour le rôle légitime. La liste blanche anon doit rester courte (7 fonctions actuellement : catalog, claim, submit, asset public, resolve_login_email). Si tu hésites à ajouter une fonction à la liste blanche anon, refuse par défaut.</w:t>
+        <w:t xml:space="preserve">pour le rôle légitime. La liste blanche anon doit rester courte (7 fonctions actuellement). Si tu hésites à ajouter une fonction à la liste blanche anon, refuse par défaut.</w:t>
       </w:r>
     </w:p>
     <w:p>
@@ -621,46 +561,27 @@
         <w:t xml:space="preserve">Justifier le SECURITY DEFINER. </w:t>
       </w:r>
       <w:r>
-        <w:t xml:space="preserve">Si la fonction n'a pas besoin de bypass RLS, préférer SECURITY INVOKER (par défaut, plus simple, pas d'alerte linter). SECURITY DEFINER s'utilise pour :</w:t>
-      </w:r>
-    </w:p>
-    <w:p>
-      <w:pPr>
-        <w:pStyle w:val="ListParagraph"/>
-        <w:numPr>
-          <w:ilvl w:val="0"/>
-          <w:numId w:val="2"/>
-        </w:numPr>
-        <w:spacing w:after="80"/>
-      </w:pPr>
-      <w:r>
-        <w:t xml:space="preserve">Les agrégats statistiques qui doivent réconcilier transparence et confidentialité (cf. library_circulation_stats)</w:t>
-      </w:r>
-    </w:p>
-    <w:p>
-      <w:pPr>
-        <w:pStyle w:val="ListParagraph"/>
-        <w:numPr>
-          <w:ilvl w:val="0"/>
-          <w:numId w:val="2"/>
-        </w:numPr>
-        <w:spacing w:after="80"/>
-      </w:pPr>
-      <w:r>
-        <w:t xml:space="preserve">Les opérations d'écriture cross-RLS (cf. les RPC de gouvernance réseau)</w:t>
-      </w:r>
-    </w:p>
-    <w:p>
-      <w:pPr>
-        <w:pStyle w:val="ListParagraph"/>
-        <w:numPr>
-          <w:ilvl w:val="0"/>
-          <w:numId w:val="2"/>
-        </w:numPr>
-        <w:spacing w:after="80"/>
-      </w:pPr>
-      <w:r>
-        <w:t xml:space="preserve">Les helpers RLS qui doivent voir l'ensemble du contexte utilisateur·rice</w:t>
+        <w:t xml:space="preserve">Si la fonction n'a pas besoin de bypass RLS, préférer SECURITY INVOKER (par défaut, plus simple, pas d'alerte linter).</w:t>
+      </w:r>
+    </w:p>
+    <w:p>
+      <w:pPr>
+        <w:pStyle w:val="ListParagraph"/>
+        <w:numPr>
+          <w:ilvl w:val="0"/>
+          <w:numId w:val="3"/>
+        </w:numPr>
+        <w:spacing w:after="80"/>
+      </w:pPr>
+      <w:r>
+        <w:rPr>
+          <w:b/>
+          <w:bCs/>
+        </w:rPr>
+        <w:t xml:space="preserve">Cas particulier : fonctions SECURITY INVOKER aussi concernées </w:t>
+      </w:r>
+      <w:r>
+        <w:t xml:space="preserve">(leçon L.12, 19/05/2026). Le linter function_search_path_mutable signale toute fonction (DEFINER ou INVOKER) sans search_path fixé. Même pour les triggers SECURITY INVOKER, c'est une bonne pratique de toujours fixer search_path = public, pg_catalog.</w:t>
       </w:r>
     </w:p>
     <w:p>
@@ -695,17 +616,6 @@
           <w:sz w:val="18"/>
           <w:szCs w:val="18"/>
         </w:rPr>
-        <w:t xml:space="preserve">-- Création de la table</w:t>
-      </w:r>
-      <w:r>
-        <w:br/>
-      </w:r>
-      <w:r>
-        <w:rPr>
-          <w:rFonts w:ascii="Consolas" w:cs="Consolas" w:eastAsia="Consolas" w:hAnsi="Consolas"/>
-          <w:sz w:val="18"/>
-          <w:szCs w:val="18"/>
-        </w:rPr>
         <w:t xml:space="preserve">CREATE TABLE public.ma_nouvelle_table (</w:t>
       </w:r>
       <w:r>
@@ -750,17 +660,6 @@
           <w:sz w:val="18"/>
           <w:szCs w:val="18"/>
         </w:rPr>
-        <w:t xml:space="preserve">  -- colonnes métier</w:t>
-      </w:r>
-      <w:r>
-        <w:br/>
-      </w:r>
-      <w:r>
-        <w:rPr>
-          <w:rFonts w:ascii="Consolas" w:cs="Consolas" w:eastAsia="Consolas" w:hAnsi="Consolas"/>
-          <w:sz w:val="18"/>
-          <w:szCs w:val="18"/>
-        </w:rPr>
         <w:t xml:space="preserve">  created_at timestamptz NOT NULL DEFAULT now(),</w:t>
       </w:r>
       <w:r>
@@ -805,29 +704,40 @@
           <w:sz w:val="18"/>
           <w:szCs w:val="18"/>
         </w:rPr>
-        <w:t xml:space="preserve">-- Indexes utiles</w:t>
-      </w:r>
-      <w:r>
-        <w:br/>
-      </w:r>
-      <w:r>
-        <w:rPr>
-          <w:rFonts w:ascii="Consolas" w:cs="Consolas" w:eastAsia="Consolas" w:hAnsi="Consolas"/>
-          <w:sz w:val="18"/>
-          <w:szCs w:val="18"/>
-        </w:rPr>
-        <w:t xml:space="preserve">CREATE INDEX ma_nouvelle_table_user_id_idx ON public.ma_nouvelle_table(user_id);</w:t>
-      </w:r>
-      <w:r>
-        <w:br/>
-      </w:r>
-      <w:r>
-        <w:rPr>
-          <w:rFonts w:ascii="Consolas" w:cs="Consolas" w:eastAsia="Consolas" w:hAnsi="Consolas"/>
-          <w:sz w:val="18"/>
-          <w:szCs w:val="18"/>
-        </w:rPr>
-        <w:t xml:space="preserve">CREATE INDEX ma_nouvelle_table_library_id_idx ON public.ma_nouvelle_table(library_id);</w:t>
+        <w:t xml:space="preserve">-- GRANT explicites (choisir UN scénario A/B/C)</w:t>
+      </w:r>
+      <w:r>
+        <w:br/>
+      </w:r>
+      <w:r>
+        <w:rPr>
+          <w:rFonts w:ascii="Consolas" w:cs="Consolas" w:eastAsia="Consolas" w:hAnsi="Consolas"/>
+          <w:sz w:val="18"/>
+          <w:szCs w:val="18"/>
+        </w:rPr>
+        <w:t xml:space="preserve">-- Scénario A : Catalogue public</w:t>
+      </w:r>
+      <w:r>
+        <w:br/>
+      </w:r>
+      <w:r>
+        <w:rPr>
+          <w:rFonts w:ascii="Consolas" w:cs="Consolas" w:eastAsia="Consolas" w:hAnsi="Consolas"/>
+          <w:sz w:val="18"/>
+          <w:szCs w:val="18"/>
+        </w:rPr>
+        <w:t xml:space="preserve">GRANT SELECT ON public.ma_nouvelle_table TO anon;</w:t>
+      </w:r>
+      <w:r>
+        <w:br/>
+      </w:r>
+      <w:r>
+        <w:rPr>
+          <w:rFonts w:ascii="Consolas" w:cs="Consolas" w:eastAsia="Consolas" w:hAnsi="Consolas"/>
+          <w:sz w:val="18"/>
+          <w:szCs w:val="18"/>
+        </w:rPr>
+        <w:t xml:space="preserve">GRANT SELECT, INSERT, UPDATE, DELETE ON public.ma_nouvelle_table TO authenticated;</w:t>
       </w:r>
       <w:r>
         <w:br/>
@@ -849,18 +759,18 @@
           <w:sz w:val="18"/>
           <w:szCs w:val="18"/>
         </w:rPr>
-        <w:t xml:space="preserve">-- GRANT explicites futur-proof (cf. Supabase 30/10/2026)</w:t>
-      </w:r>
-      <w:r>
-        <w:br/>
-      </w:r>
-      <w:r>
-        <w:rPr>
-          <w:rFonts w:ascii="Consolas" w:cs="Consolas" w:eastAsia="Consolas" w:hAnsi="Consolas"/>
-          <w:sz w:val="18"/>
-          <w:szCs w:val="18"/>
-        </w:rPr>
-        <w:t xml:space="preserve">-- Choisir UN des trois scénarios ci-dessous</w:t>
+        <w:t xml:space="preserve">-- Scénario B : Table métier privée</w:t>
+      </w:r>
+      <w:r>
+        <w:br/>
+      </w:r>
+      <w:r>
+        <w:rPr>
+          <w:rFonts w:ascii="Consolas" w:cs="Consolas" w:eastAsia="Consolas" w:hAnsi="Consolas"/>
+          <w:sz w:val="18"/>
+          <w:szCs w:val="18"/>
+        </w:rPr>
+        <w:t xml:space="preserve">-- GRANT SELECT, INSERT, UPDATE, DELETE ON public.ma_nouvelle_table TO authenticated;</w:t>
       </w:r>
       <w:r>
         <w:br/>
@@ -882,29 +792,29 @@
           <w:sz w:val="18"/>
           <w:szCs w:val="18"/>
         </w:rPr>
-        <w:t xml:space="preserve">-- Scénario A : Catalogue public (lisible par anon)</w:t>
-      </w:r>
-      <w:r>
-        <w:br/>
-      </w:r>
-      <w:r>
-        <w:rPr>
-          <w:rFonts w:ascii="Consolas" w:cs="Consolas" w:eastAsia="Consolas" w:hAnsi="Consolas"/>
-          <w:sz w:val="18"/>
-          <w:szCs w:val="18"/>
-        </w:rPr>
-        <w:t xml:space="preserve">GRANT SELECT ON public.ma_nouvelle_table TO anon;</w:t>
-      </w:r>
-      <w:r>
-        <w:br/>
-      </w:r>
-      <w:r>
-        <w:rPr>
-          <w:rFonts w:ascii="Consolas" w:cs="Consolas" w:eastAsia="Consolas" w:hAnsi="Consolas"/>
-          <w:sz w:val="18"/>
-          <w:szCs w:val="18"/>
-        </w:rPr>
-        <w:t xml:space="preserve">GRANT SELECT, INSERT, UPDATE, DELETE ON public.ma_nouvelle_table TO authenticated;</w:t>
+        <w:t xml:space="preserve">-- Scénario C : Table fermée (hors Data API)</w:t>
+      </w:r>
+      <w:r>
+        <w:br/>
+      </w:r>
+      <w:r>
+        <w:rPr>
+          <w:rFonts w:ascii="Consolas" w:cs="Consolas" w:eastAsia="Consolas" w:hAnsi="Consolas"/>
+          <w:sz w:val="18"/>
+          <w:szCs w:val="18"/>
+        </w:rPr>
+        <w:t xml:space="preserve">-- REVOKE ALL ON public.ma_nouvelle_table FROM anon, authenticated;</w:t>
+      </w:r>
+      <w:r>
+        <w:br/>
+      </w:r>
+      <w:r>
+        <w:rPr>
+          <w:rFonts w:ascii="Consolas" w:cs="Consolas" w:eastAsia="Consolas" w:hAnsi="Consolas"/>
+          <w:sz w:val="18"/>
+          <w:szCs w:val="18"/>
+        </w:rPr>
+        <w:t xml:space="preserve">-- + policy lock-down (voir section dédiée plus bas)</w:t>
       </w:r>
       <w:r>
         <w:br/>
@@ -926,18 +836,7 @@
           <w:sz w:val="18"/>
           <w:szCs w:val="18"/>
         </w:rPr>
-        <w:t xml:space="preserve">-- Scénario B : Table métier privée (authenticated uniquement)</w:t>
-      </w:r>
-      <w:r>
-        <w:br/>
-      </w:r>
-      <w:r>
-        <w:rPr>
-          <w:rFonts w:ascii="Consolas" w:cs="Consolas" w:eastAsia="Consolas" w:hAnsi="Consolas"/>
-          <w:sz w:val="18"/>
-          <w:szCs w:val="18"/>
-        </w:rPr>
-        <w:t xml:space="preserve">GRANT SELECT, INSERT, UPDATE, DELETE ON public.ma_nouvelle_table TO authenticated;</w:t>
+        <w:t xml:space="preserve">GRANT ALL ON public.ma_nouvelle_table TO service_role;</w:t>
       </w:r>
       <w:r>
         <w:br/>
@@ -959,18 +858,7 @@
           <w:sz w:val="18"/>
           <w:szCs w:val="18"/>
         </w:rPr>
-        <w:t xml:space="preserve">-- Scénario C : Table hors Data API (manipulée uniquement par RPC SECURITY DEFINER)</w:t>
-      </w:r>
-      <w:r>
-        <w:br/>
-      </w:r>
-      <w:r>
-        <w:rPr>
-          <w:rFonts w:ascii="Consolas" w:cs="Consolas" w:eastAsia="Consolas" w:hAnsi="Consolas"/>
-          <w:sz w:val="18"/>
-          <w:szCs w:val="18"/>
-        </w:rPr>
-        <w:t xml:space="preserve">REVOKE ALL ON public.ma_nouvelle_table FROM anon, authenticated;</w:t>
+        <w:t xml:space="preserve">ALTER TABLE public.ma_nouvelle_table ENABLE ROW LEVEL SECURITY;</w:t>
       </w:r>
       <w:r>
         <w:br/>
@@ -992,18 +880,51 @@
           <w:sz w:val="18"/>
           <w:szCs w:val="18"/>
         </w:rPr>
-        <w:t xml:space="preserve">-- service_role conserve TOUJOURS l'accès complet (Edge Functions)</w:t>
-      </w:r>
-      <w:r>
-        <w:br/>
-      </w:r>
-      <w:r>
-        <w:rPr>
-          <w:rFonts w:ascii="Consolas" w:cs="Consolas" w:eastAsia="Consolas" w:hAnsi="Consolas"/>
-          <w:sz w:val="18"/>
-          <w:szCs w:val="18"/>
-        </w:rPr>
-        <w:t xml:space="preserve">GRANT ALL ON public.ma_nouvelle_table TO service_role;</w:t>
+        <w:t xml:space="preserve">CREATE POLICY "ma_nouvelle_table_select_owner"</w:t>
+      </w:r>
+      <w:r>
+        <w:br/>
+      </w:r>
+      <w:r>
+        <w:rPr>
+          <w:rFonts w:ascii="Consolas" w:cs="Consolas" w:eastAsia="Consolas" w:hAnsi="Consolas"/>
+          <w:sz w:val="18"/>
+          <w:szCs w:val="18"/>
+        </w:rPr>
+        <w:t xml:space="preserve">  ON public.ma_nouvelle_table</w:t>
+      </w:r>
+      <w:r>
+        <w:br/>
+      </w:r>
+      <w:r>
+        <w:rPr>
+          <w:rFonts w:ascii="Consolas" w:cs="Consolas" w:eastAsia="Consolas" w:hAnsi="Consolas"/>
+          <w:sz w:val="18"/>
+          <w:szCs w:val="18"/>
+        </w:rPr>
+        <w:t xml:space="preserve">  FOR SELECT</w:t>
+      </w:r>
+      <w:r>
+        <w:br/>
+      </w:r>
+      <w:r>
+        <w:rPr>
+          <w:rFonts w:ascii="Consolas" w:cs="Consolas" w:eastAsia="Consolas" w:hAnsi="Consolas"/>
+          <w:sz w:val="18"/>
+          <w:szCs w:val="18"/>
+        </w:rPr>
+        <w:t xml:space="preserve">  TO authenticated</w:t>
+      </w:r>
+      <w:r>
+        <w:br/>
+      </w:r>
+      <w:r>
+        <w:rPr>
+          <w:rFonts w:ascii="Consolas" w:cs="Consolas" w:eastAsia="Consolas" w:hAnsi="Consolas"/>
+          <w:sz w:val="18"/>
+          <w:szCs w:val="18"/>
+        </w:rPr>
+        <w:t xml:space="preserve">  USING (user_id = auth.uid());</w:t>
       </w:r>
       <w:r>
         <w:br/>
@@ -1025,304 +946,51 @@
           <w:sz w:val="18"/>
           <w:szCs w:val="18"/>
         </w:rPr>
-        <w:t xml:space="preserve">-- RLS obligatoire</w:t>
-      </w:r>
-      <w:r>
-        <w:br/>
-      </w:r>
-      <w:r>
-        <w:rPr>
-          <w:rFonts w:ascii="Consolas" w:cs="Consolas" w:eastAsia="Consolas" w:hAnsi="Consolas"/>
-          <w:sz w:val="18"/>
-          <w:szCs w:val="18"/>
-        </w:rPr>
-        <w:t xml:space="preserve">ALTER TABLE public.ma_nouvelle_table ENABLE ROW LEVEL SECURITY;</w:t>
-      </w:r>
-      <w:r>
-        <w:br/>
-      </w:r>
-      <w:r>
-        <w:rPr>
-          <w:rFonts w:ascii="Consolas" w:cs="Consolas" w:eastAsia="Consolas" w:hAnsi="Consolas"/>
-          <w:sz w:val="18"/>
-          <w:szCs w:val="18"/>
-        </w:rPr>
-        <w:t xml:space="preserve"> </w:t>
-      </w:r>
-      <w:r>
-        <w:br/>
-      </w:r>
-      <w:r>
-        <w:rPr>
-          <w:rFonts w:ascii="Consolas" w:cs="Consolas" w:eastAsia="Consolas" w:hAnsi="Consolas"/>
-          <w:sz w:val="18"/>
-          <w:szCs w:val="18"/>
-        </w:rPr>
-        <w:t xml:space="preserve">-- Policies (au moins une, sinon RLS bloque tout)</w:t>
-      </w:r>
-      <w:r>
-        <w:br/>
-      </w:r>
-      <w:r>
-        <w:rPr>
-          <w:rFonts w:ascii="Consolas" w:cs="Consolas" w:eastAsia="Consolas" w:hAnsi="Consolas"/>
-          <w:sz w:val="18"/>
-          <w:szCs w:val="18"/>
-        </w:rPr>
-        <w:t xml:space="preserve">CREATE POLICY "ma_nouvelle_table_select_owner"</w:t>
-      </w:r>
-      <w:r>
-        <w:br/>
-      </w:r>
-      <w:r>
-        <w:rPr>
-          <w:rFonts w:ascii="Consolas" w:cs="Consolas" w:eastAsia="Consolas" w:hAnsi="Consolas"/>
-          <w:sz w:val="18"/>
-          <w:szCs w:val="18"/>
-        </w:rPr>
-        <w:t xml:space="preserve">  ON public.ma_nouvelle_table</w:t>
-      </w:r>
-      <w:r>
-        <w:br/>
-      </w:r>
-      <w:r>
-        <w:rPr>
-          <w:rFonts w:ascii="Consolas" w:cs="Consolas" w:eastAsia="Consolas" w:hAnsi="Consolas"/>
-          <w:sz w:val="18"/>
-          <w:szCs w:val="18"/>
-        </w:rPr>
-        <w:t xml:space="preserve">  FOR SELECT</w:t>
-      </w:r>
-      <w:r>
-        <w:br/>
-      </w:r>
-      <w:r>
-        <w:rPr>
-          <w:rFonts w:ascii="Consolas" w:cs="Consolas" w:eastAsia="Consolas" w:hAnsi="Consolas"/>
-          <w:sz w:val="18"/>
-          <w:szCs w:val="18"/>
-        </w:rPr>
-        <w:t xml:space="preserve">  TO authenticated</w:t>
-      </w:r>
-      <w:r>
-        <w:br/>
-      </w:r>
-      <w:r>
-        <w:rPr>
-          <w:rFonts w:ascii="Consolas" w:cs="Consolas" w:eastAsia="Consolas" w:hAnsi="Consolas"/>
-          <w:sz w:val="18"/>
-          <w:szCs w:val="18"/>
-        </w:rPr>
-        <w:t xml:space="preserve">  USING (user_id = auth.uid());</w:t>
-      </w:r>
-      <w:r>
-        <w:br/>
-      </w:r>
-      <w:r>
-        <w:rPr>
-          <w:rFonts w:ascii="Consolas" w:cs="Consolas" w:eastAsia="Consolas" w:hAnsi="Consolas"/>
-          <w:sz w:val="18"/>
-          <w:szCs w:val="18"/>
-        </w:rPr>
-        <w:t xml:space="preserve"> </w:t>
-      </w:r>
-      <w:r>
-        <w:br/>
-      </w:r>
-      <w:r>
-        <w:rPr>
-          <w:rFonts w:ascii="Consolas" w:cs="Consolas" w:eastAsia="Consolas" w:hAnsi="Consolas"/>
-          <w:sz w:val="18"/>
-          <w:szCs w:val="18"/>
-        </w:rPr>
-        <w:t xml:space="preserve">CREATE POLICY "ma_nouvelle_table_select_staff"</w:t>
-      </w:r>
-      <w:r>
-        <w:br/>
-      </w:r>
-      <w:r>
-        <w:rPr>
-          <w:rFonts w:ascii="Consolas" w:cs="Consolas" w:eastAsia="Consolas" w:hAnsi="Consolas"/>
-          <w:sz w:val="18"/>
-          <w:szCs w:val="18"/>
-        </w:rPr>
-        <w:t xml:space="preserve">  ON public.ma_nouvelle_table</w:t>
-      </w:r>
-      <w:r>
-        <w:br/>
-      </w:r>
-      <w:r>
-        <w:rPr>
-          <w:rFonts w:ascii="Consolas" w:cs="Consolas" w:eastAsia="Consolas" w:hAnsi="Consolas"/>
-          <w:sz w:val="18"/>
-          <w:szCs w:val="18"/>
-        </w:rPr>
-        <w:t xml:space="preserve">  FOR SELECT</w:t>
-      </w:r>
-      <w:r>
-        <w:br/>
-      </w:r>
-      <w:r>
-        <w:rPr>
-          <w:rFonts w:ascii="Consolas" w:cs="Consolas" w:eastAsia="Consolas" w:hAnsi="Consolas"/>
-          <w:sz w:val="18"/>
-          <w:szCs w:val="18"/>
-        </w:rPr>
-        <w:t xml:space="preserve">  TO authenticated</w:t>
-      </w:r>
-      <w:r>
-        <w:br/>
-      </w:r>
-      <w:r>
-        <w:rPr>
-          <w:rFonts w:ascii="Consolas" w:cs="Consolas" w:eastAsia="Consolas" w:hAnsi="Consolas"/>
-          <w:sz w:val="18"/>
-          <w:szCs w:val="18"/>
-        </w:rPr>
-        <w:t xml:space="preserve">  USING (user_can_act_as_staff_on_library(library_id));</w:t>
-      </w:r>
-      <w:r>
-        <w:br/>
-      </w:r>
-      <w:r>
-        <w:rPr>
-          <w:rFonts w:ascii="Consolas" w:cs="Consolas" w:eastAsia="Consolas" w:hAnsi="Consolas"/>
-          <w:sz w:val="18"/>
-          <w:szCs w:val="18"/>
-        </w:rPr>
-        <w:t xml:space="preserve"> </w:t>
-      </w:r>
-      <w:r>
-        <w:br/>
-      </w:r>
-      <w:r>
-        <w:rPr>
-          <w:rFonts w:ascii="Consolas" w:cs="Consolas" w:eastAsia="Consolas" w:hAnsi="Consolas"/>
-          <w:sz w:val="18"/>
-          <w:szCs w:val="18"/>
-        </w:rPr>
-        <w:t xml:space="preserve">CREATE POLICY "ma_nouvelle_table_insert_owner"</w:t>
-      </w:r>
-      <w:r>
-        <w:br/>
-      </w:r>
-      <w:r>
-        <w:rPr>
-          <w:rFonts w:ascii="Consolas" w:cs="Consolas" w:eastAsia="Consolas" w:hAnsi="Consolas"/>
-          <w:sz w:val="18"/>
-          <w:szCs w:val="18"/>
-        </w:rPr>
-        <w:t xml:space="preserve">  ON public.ma_nouvelle_table</w:t>
-      </w:r>
-      <w:r>
-        <w:br/>
-      </w:r>
-      <w:r>
-        <w:rPr>
-          <w:rFonts w:ascii="Consolas" w:cs="Consolas" w:eastAsia="Consolas" w:hAnsi="Consolas"/>
-          <w:sz w:val="18"/>
-          <w:szCs w:val="18"/>
-        </w:rPr>
-        <w:t xml:space="preserve">  FOR INSERT</w:t>
-      </w:r>
-      <w:r>
-        <w:br/>
-      </w:r>
-      <w:r>
-        <w:rPr>
-          <w:rFonts w:ascii="Consolas" w:cs="Consolas" w:eastAsia="Consolas" w:hAnsi="Consolas"/>
-          <w:sz w:val="18"/>
-          <w:szCs w:val="18"/>
-        </w:rPr>
-        <w:t xml:space="preserve">  TO authenticated</w:t>
-      </w:r>
-      <w:r>
-        <w:br/>
-      </w:r>
-      <w:r>
-        <w:rPr>
-          <w:rFonts w:ascii="Consolas" w:cs="Consolas" w:eastAsia="Consolas" w:hAnsi="Consolas"/>
-          <w:sz w:val="18"/>
-          <w:szCs w:val="18"/>
-        </w:rPr>
-        <w:t xml:space="preserve">  WITH CHECK (user_id = auth.uid());</w:t>
-      </w:r>
-      <w:r>
-        <w:br/>
-      </w:r>
-      <w:r>
-        <w:rPr>
-          <w:rFonts w:ascii="Consolas" w:cs="Consolas" w:eastAsia="Consolas" w:hAnsi="Consolas"/>
-          <w:sz w:val="18"/>
-          <w:szCs w:val="18"/>
-        </w:rPr>
-        <w:t xml:space="preserve"> </w:t>
-      </w:r>
-      <w:r>
-        <w:br/>
-      </w:r>
-      <w:r>
-        <w:rPr>
-          <w:rFonts w:ascii="Consolas" w:cs="Consolas" w:eastAsia="Consolas" w:hAnsi="Consolas"/>
-          <w:sz w:val="18"/>
-          <w:szCs w:val="18"/>
-        </w:rPr>
-        <w:t xml:space="preserve">-- etc. selon les besoins métier</w:t>
-      </w:r>
-      <w:r>
-        <w:br/>
-      </w:r>
-      <w:r>
-        <w:rPr>
-          <w:rFonts w:ascii="Consolas" w:cs="Consolas" w:eastAsia="Consolas" w:hAnsi="Consolas"/>
-          <w:sz w:val="18"/>
-          <w:szCs w:val="18"/>
-        </w:rPr>
-        <w:t xml:space="preserve"> </w:t>
-      </w:r>
-      <w:r>
-        <w:br/>
-      </w:r>
-      <w:r>
-        <w:rPr>
-          <w:rFonts w:ascii="Consolas" w:cs="Consolas" w:eastAsia="Consolas" w:hAnsi="Consolas"/>
-          <w:sz w:val="18"/>
-          <w:szCs w:val="18"/>
-        </w:rPr>
-        <w:t xml:space="preserve">-- Trigger d'audit updated_at (si applicable)</w:t>
-      </w:r>
-      <w:r>
-        <w:br/>
-      </w:r>
-      <w:r>
-        <w:rPr>
-          <w:rFonts w:ascii="Consolas" w:cs="Consolas" w:eastAsia="Consolas" w:hAnsi="Consolas"/>
-          <w:sz w:val="18"/>
-          <w:szCs w:val="18"/>
-        </w:rPr>
-        <w:t xml:space="preserve">CREATE TRIGGER ma_nouvelle_table_set_updated_at</w:t>
-      </w:r>
-      <w:r>
-        <w:br/>
-      </w:r>
-      <w:r>
-        <w:rPr>
-          <w:rFonts w:ascii="Consolas" w:cs="Consolas" w:eastAsia="Consolas" w:hAnsi="Consolas"/>
-          <w:sz w:val="18"/>
-          <w:szCs w:val="18"/>
-        </w:rPr>
-        <w:t xml:space="preserve">  BEFORE UPDATE ON public.ma_nouvelle_table</w:t>
-      </w:r>
-      <w:r>
-        <w:br/>
-      </w:r>
-      <w:r>
-        <w:rPr>
-          <w:rFonts w:ascii="Consolas" w:cs="Consolas" w:eastAsia="Consolas" w:hAnsi="Consolas"/>
-          <w:sz w:val="18"/>
-          <w:szCs w:val="18"/>
-        </w:rPr>
-        <w:t xml:space="preserve">  FOR EACH ROW EXECUTE FUNCTION public.fn_set_updated_at();</w:t>
+        <w:t xml:space="preserve">-- Si Scénario C (table fermée) :</w:t>
+      </w:r>
+      <w:r>
+        <w:br/>
+      </w:r>
+      <w:r>
+        <w:rPr>
+          <w:rFonts w:ascii="Consolas" w:cs="Consolas" w:eastAsia="Consolas" w:hAnsi="Consolas"/>
+          <w:sz w:val="18"/>
+          <w:szCs w:val="18"/>
+        </w:rPr>
+        <w:t xml:space="preserve">-- CREATE POLICY "ma_nouvelle_table_lockdown"</w:t>
+      </w:r>
+      <w:r>
+        <w:br/>
+      </w:r>
+      <w:r>
+        <w:rPr>
+          <w:rFonts w:ascii="Consolas" w:cs="Consolas" w:eastAsia="Consolas" w:hAnsi="Consolas"/>
+          <w:sz w:val="18"/>
+          <w:szCs w:val="18"/>
+        </w:rPr>
+        <w:t xml:space="preserve">--   ON public.ma_nouvelle_table</w:t>
+      </w:r>
+      <w:r>
+        <w:br/>
+      </w:r>
+      <w:r>
+        <w:rPr>
+          <w:rFonts w:ascii="Consolas" w:cs="Consolas" w:eastAsia="Consolas" w:hAnsi="Consolas"/>
+          <w:sz w:val="18"/>
+          <w:szCs w:val="18"/>
+        </w:rPr>
+        <w:t xml:space="preserve">--   FOR ALL TO anon, authenticated</w:t>
+      </w:r>
+      <w:r>
+        <w:br/>
+      </w:r>
+      <w:r>
+        <w:rPr>
+          <w:rFonts w:ascii="Consolas" w:cs="Consolas" w:eastAsia="Consolas" w:hAnsi="Consolas"/>
+          <w:sz w:val="18"/>
+          <w:szCs w:val="18"/>
+        </w:rPr>
+        <w:t xml:space="preserve">--   USING (false) WITH CHECK (false);</w:t>
       </w:r>
     </w:p>
     <w:p>
@@ -1370,7 +1038,7 @@
         <w:t xml:space="preserve">ALWAYS ENABLE ROW LEVEL SECURITY. </w:t>
       </w:r>
       <w:r>
-        <w:t xml:space="preserve">Une table sans RLS qui a des GRANT pour authenticated devient un trou de sécurité béant : n'importe qui·te connecté·e peut lire toutes les lignes via PostgREST.</w:t>
+        <w:t xml:space="preserve">Une table sans RLS qui a des GRANT pour authenticated devient un trou de sécurité béant. Et le linter Supabase signale rls_disabled_in_public comme ERROR critique (cf. leçon L.12 du 19/05/2026).</w:t>
       </w:r>
     </w:p>
     <w:p>
@@ -1410,7 +1078,7 @@
         <w:t xml:space="preserve">service_role conserve TOUJOURS l'accès. </w:t>
       </w:r>
       <w:r>
-        <w:t xml:space="preserve">Les Edge Functions utilisent cette clé pour bypass les RLS quand nécessaire (notifications, jobs cron, etc.).</w:t>
+        <w:t xml:space="preserve">Les Edge Functions utilisent cette clé pour bypass les RLS quand nécessaire.</w:t>
       </w:r>
     </w:p>
     <w:p>
@@ -1430,7 +1098,7 @@
         <w:t xml:space="preserve">Documenter dans COMMENT ON TABLE </w:t>
       </w:r>
       <w:r>
-        <w:t xml:space="preserve">la sémantique de la table, surtout si elle a des particularités politiques (transparence, confidentialité, etc.).</w:t>
+        <w:t xml:space="preserve">la sémantique de la table, surtout si elle a des particularités politiques.</w:t>
       </w:r>
     </w:p>
     <w:p>
@@ -1498,29 +1166,18 @@
           <w:sz w:val="18"/>
           <w:szCs w:val="18"/>
         </w:rPr>
-        <w:t xml:space="preserve">  SELECT t.col1, t.col2, ...</w:t>
-      </w:r>
-      <w:r>
-        <w:br/>
-      </w:r>
-      <w:r>
-        <w:rPr>
-          <w:rFonts w:ascii="Consolas" w:cs="Consolas" w:eastAsia="Consolas" w:hAnsi="Consolas"/>
-          <w:sz w:val="18"/>
-          <w:szCs w:val="18"/>
-        </w:rPr>
-        <w:t xml:space="preserve">  FROM public.ma_table t</w:t>
-      </w:r>
-      <w:r>
-        <w:br/>
-      </w:r>
-      <w:r>
-        <w:rPr>
-          <w:rFonts w:ascii="Consolas" w:cs="Consolas" w:eastAsia="Consolas" w:hAnsi="Consolas"/>
-          <w:sz w:val="18"/>
-          <w:szCs w:val="18"/>
-        </w:rPr>
-        <w:t xml:space="preserve">  WHERE ...;</w:t>
+        <w:t xml:space="preserve">  SELECT t.col1, t.col2</w:t>
+      </w:r>
+      <w:r>
+        <w:br/>
+      </w:r>
+      <w:r>
+        <w:rPr>
+          <w:rFonts w:ascii="Consolas" w:cs="Consolas" w:eastAsia="Consolas" w:hAnsi="Consolas"/>
+          <w:sz w:val="18"/>
+          <w:szCs w:val="18"/>
+        </w:rPr>
+        <w:t xml:space="preserve">  FROM public.ma_table t;</w:t>
       </w:r>
       <w:r>
         <w:br/>
@@ -1542,17 +1199,6 @@
           <w:sz w:val="18"/>
           <w:szCs w:val="18"/>
         </w:rPr>
-        <w:t xml:space="preserve">-- GRANT explicites</w:t>
-      </w:r>
-      <w:r>
-        <w:br/>
-      </w:r>
-      <w:r>
-        <w:rPr>
-          <w:rFonts w:ascii="Consolas" w:cs="Consolas" w:eastAsia="Consolas" w:hAnsi="Consolas"/>
-          <w:sz w:val="18"/>
-          <w:szCs w:val="18"/>
-        </w:rPr>
         <w:t xml:space="preserve">GRANT SELECT ON public.v_ma_vue TO authenticated;</w:t>
       </w:r>
       <w:r>
@@ -1564,28 +1210,6 @@
           <w:sz w:val="18"/>
           <w:szCs w:val="18"/>
         </w:rPr>
-        <w:t xml:space="preserve">-- Optionnel pour vues publiques :</w:t>
-      </w:r>
-      <w:r>
-        <w:br/>
-      </w:r>
-      <w:r>
-        <w:rPr>
-          <w:rFonts w:ascii="Consolas" w:cs="Consolas" w:eastAsia="Consolas" w:hAnsi="Consolas"/>
-          <w:sz w:val="18"/>
-          <w:szCs w:val="18"/>
-        </w:rPr>
-        <w:t xml:space="preserve">-- GRANT SELECT ON public.v_ma_vue TO anon;</w:t>
-      </w:r>
-      <w:r>
-        <w:br/>
-      </w:r>
-      <w:r>
-        <w:rPr>
-          <w:rFonts w:ascii="Consolas" w:cs="Consolas" w:eastAsia="Consolas" w:hAnsi="Consolas"/>
-          <w:sz w:val="18"/>
-          <w:szCs w:val="18"/>
-        </w:rPr>
         <w:t xml:space="preserve"> </w:t>
       </w:r>
       <w:r>
@@ -1597,17 +1221,6 @@
           <w:sz w:val="18"/>
           <w:szCs w:val="18"/>
         </w:rPr>
-        <w:t xml:space="preserve">-- COMMENT documentaire (recommandé)</w:t>
-      </w:r>
-      <w:r>
-        <w:br/>
-      </w:r>
-      <w:r>
-        <w:rPr>
-          <w:rFonts w:ascii="Consolas" w:cs="Consolas" w:eastAsia="Consolas" w:hAnsi="Consolas"/>
-          <w:sz w:val="18"/>
-          <w:szCs w:val="18"/>
-        </w:rPr>
         <w:t xml:space="preserve">COMMENT ON VIEW public.v_ma_vue IS</w:t>
       </w:r>
       <w:r>
@@ -1619,7 +1232,7 @@
           <w:sz w:val="18"/>
           <w:szCs w:val="18"/>
         </w:rPr>
-        <w:t xml:space="preserve">  'Description courte de la vue. Mode security_invoker depuis sa création '</w:t>
+        <w:t xml:space="preserve">  'Description courte. security_invoker=true depuis sa création '</w:t>
       </w:r>
       <w:r>
         <w:br/>
@@ -1658,7 +1271,7 @@
         <w:t xml:space="preserve">security_invoker = true par défaut. </w:t>
       </w:r>
       <w:r>
-        <w:t xml:space="preserve">Le linter signale toute vue en SECURITY DEFINER comme ERROR. C'est rarement justifié, à l'exception du pattern « agrégats statistiques transparents » documenté dans CHANTIER_linter_security_definer_assume_2026-05-12.md.</w:t>
+        <w:t xml:space="preserve">Le linter signale toute vue en SECURITY DEFINER comme ERROR. C'est rarement justifié.</w:t>
       </w:r>
     </w:p>
     <w:p>
@@ -1678,59 +1291,7 @@
         <w:t xml:space="preserve">Si vous devez créer une vue SECURITY DEFINER </w:t>
       </w:r>
       <w:r>
-        <w:t xml:space="preserve">(par exemple pour réconcilier transparence agrégée et confidentialité individuelle ligne à ligne) :</w:t>
-      </w:r>
-    </w:p>
-    <w:p>
-      <w:pPr>
-        <w:pStyle w:val="ListParagraph"/>
-        <w:numPr>
-          <w:ilvl w:val="0"/>
-          <w:numId w:val="2"/>
-        </w:numPr>
-        <w:spacing w:after="80"/>
-      </w:pPr>
-      <w:r>
-        <w:t xml:space="preserve">Documenter le choix politique dans le COMMENT ON VIEW</w:t>
-      </w:r>
-    </w:p>
-    <w:p>
-      <w:pPr>
-        <w:pStyle w:val="ListParagraph"/>
-        <w:numPr>
-          <w:ilvl w:val="0"/>
-          <w:numId w:val="2"/>
-        </w:numPr>
-        <w:spacing w:after="80"/>
-      </w:pPr>
-      <w:r>
-        <w:t xml:space="preserve">Créer une note décisionnelle dans docs/decisions/ qui explique pourquoi</w:t>
-      </w:r>
-    </w:p>
-    <w:p>
-      <w:pPr>
-        <w:pStyle w:val="ListParagraph"/>
-        <w:numPr>
-          <w:ilvl w:val="0"/>
-          <w:numId w:val="2"/>
-        </w:numPr>
-        <w:spacing w:after="80"/>
-      </w:pPr>
-      <w:r>
-        <w:t xml:space="preserve">Accepter sciemment l'ERROR linter persistante</w:t>
-      </w:r>
-    </w:p>
-    <w:p>
-      <w:pPr>
-        <w:pStyle w:val="ListParagraph"/>
-        <w:numPr>
-          <w:ilvl w:val="0"/>
-          <w:numId w:val="2"/>
-        </w:numPr>
-        <w:spacing w:after="80"/>
-      </w:pPr>
-      <w:r>
-        <w:t xml:space="preserve">Mentionner les conditions de remise en question (cf. note CHANTIER_linter_security_definer_assume)</w:t>
+        <w:t xml:space="preserve">: documenter dans COMMENT, créer une note décisionnelle, accepter l'ERROR linter.</w:t>
       </w:r>
     </w:p>
     <w:p>
@@ -1750,7 +1311,7 @@
         <w:t xml:space="preserve">Pour les vues security_invoker=true </w:t>
       </w:r>
       <w:r>
-        <w:t xml:space="preserve">: le caller doit avoir SELECT sur les tables sources via RLS. Si la vue retourne 0 ligne en pratique alors qu'elle devrait en retourner, c'est probablement que les RLS sources bloquent.</w:t>
+        <w:t xml:space="preserve">: le caller doit avoir SELECT sur les tables sources via RLS.</w:t>
       </w:r>
     </w:p>
     <w:p>
@@ -1771,7 +1332,7 @@
         <w:spacing w:after="120"/>
       </w:pPr>
       <w:r>
-        <w:t xml:space="preserve">À ajouter en fin de toute migration touchant à des permissions, des policies ou la résolution de noms (search_path, déplacement d'extension) :</w:t>
+        <w:t xml:space="preserve">À ajouter en fin de toute migration touchant à des permissions, des policies ou la résolution de noms :</w:t>
       </w:r>
     </w:p>
     <w:p>
@@ -1796,6 +1357,17 @@
           <w:sz w:val="18"/>
           <w:szCs w:val="18"/>
         </w:rPr>
+        <w:t xml:space="preserve">-- ... contenu de la migration ...</w:t>
+      </w:r>
+      <w:r>
+        <w:br/>
+      </w:r>
+      <w:r>
+        <w:rPr>
+          <w:rFonts w:ascii="Consolas" w:cs="Consolas" w:eastAsia="Consolas" w:hAnsi="Consolas"/>
+          <w:sz w:val="18"/>
+          <w:szCs w:val="18"/>
+        </w:rPr>
         <w:t xml:space="preserve"> </w:t>
       </w:r>
       <w:r>
@@ -1807,7 +1379,62 @@
           <w:sz w:val="18"/>
           <w:szCs w:val="18"/>
         </w:rPr>
-        <w:t xml:space="preserve">-- ... contenu de la migration ...</w:t>
+        <w:t xml:space="preserve">DO $$</w:t>
+      </w:r>
+      <w:r>
+        <w:br/>
+      </w:r>
+      <w:r>
+        <w:rPr>
+          <w:rFonts w:ascii="Consolas" w:cs="Consolas" w:eastAsia="Consolas" w:hAnsi="Consolas"/>
+          <w:sz w:val="18"/>
+          <w:szCs w:val="18"/>
+        </w:rPr>
+        <w:t xml:space="preserve">DECLARE</w:t>
+      </w:r>
+      <w:r>
+        <w:br/>
+      </w:r>
+      <w:r>
+        <w:rPr>
+          <w:rFonts w:ascii="Consolas" w:cs="Consolas" w:eastAsia="Consolas" w:hAnsi="Consolas"/>
+          <w:sz w:val="18"/>
+          <w:szCs w:val="18"/>
+        </w:rPr>
+        <w:t xml:space="preserve">  v_count int;</w:t>
+      </w:r>
+      <w:r>
+        <w:br/>
+      </w:r>
+      <w:r>
+        <w:rPr>
+          <w:rFonts w:ascii="Consolas" w:cs="Consolas" w:eastAsia="Consolas" w:hAnsi="Consolas"/>
+          <w:sz w:val="18"/>
+          <w:szCs w:val="18"/>
+        </w:rPr>
+        <w:t xml:space="preserve">BEGIN</w:t>
+      </w:r>
+      <w:r>
+        <w:br/>
+      </w:r>
+      <w:r>
+        <w:rPr>
+          <w:rFonts w:ascii="Consolas" w:cs="Consolas" w:eastAsia="Consolas" w:hAnsi="Consolas"/>
+          <w:sz w:val="18"/>
+          <w:szCs w:val="18"/>
+        </w:rPr>
+        <w:t xml:space="preserve">  SET LOCAL ROLE anon;</w:t>
+      </w:r>
+      <w:r>
+        <w:br/>
+      </w:r>
+      <w:r>
+        <w:rPr>
+          <w:rFonts w:ascii="Consolas" w:cs="Consolas" w:eastAsia="Consolas" w:hAnsi="Consolas"/>
+          <w:sz w:val="18"/>
+          <w:szCs w:val="18"/>
+        </w:rPr>
+        <w:t xml:space="preserve">  SET LOCAL "request.jwt.claims" = '{}';</w:t>
       </w:r>
       <w:r>
         <w:br/>
@@ -1829,84 +1456,7 @@
           <w:sz w:val="18"/>
           <w:szCs w:val="18"/>
         </w:rPr>
-        <w:t xml:space="preserve">-- Vérification automatique</w:t>
-      </w:r>
-      <w:r>
-        <w:br/>
-      </w:r>
-      <w:r>
-        <w:rPr>
-          <w:rFonts w:ascii="Consolas" w:cs="Consolas" w:eastAsia="Consolas" w:hAnsi="Consolas"/>
-          <w:sz w:val="18"/>
-          <w:szCs w:val="18"/>
-        </w:rPr>
-        <w:t xml:space="preserve">DO $$</w:t>
-      </w:r>
-      <w:r>
-        <w:br/>
-      </w:r>
-      <w:r>
-        <w:rPr>
-          <w:rFonts w:ascii="Consolas" w:cs="Consolas" w:eastAsia="Consolas" w:hAnsi="Consolas"/>
-          <w:sz w:val="18"/>
-          <w:szCs w:val="18"/>
-        </w:rPr>
-        <w:t xml:space="preserve">DECLARE</w:t>
-      </w:r>
-      <w:r>
-        <w:br/>
-      </w:r>
-      <w:r>
-        <w:rPr>
-          <w:rFonts w:ascii="Consolas" w:cs="Consolas" w:eastAsia="Consolas" w:hAnsi="Consolas"/>
-          <w:sz w:val="18"/>
-          <w:szCs w:val="18"/>
-        </w:rPr>
-        <w:t xml:space="preserve">  v_count int;</w:t>
-      </w:r>
-      <w:r>
-        <w:br/>
-      </w:r>
-      <w:r>
-        <w:rPr>
-          <w:rFonts w:ascii="Consolas" w:cs="Consolas" w:eastAsia="Consolas" w:hAnsi="Consolas"/>
-          <w:sz w:val="18"/>
-          <w:szCs w:val="18"/>
-        </w:rPr>
-        <w:t xml:space="preserve">BEGIN</w:t>
-      </w:r>
-      <w:r>
-        <w:br/>
-      </w:r>
-      <w:r>
-        <w:rPr>
-          <w:rFonts w:ascii="Consolas" w:cs="Consolas" w:eastAsia="Consolas" w:hAnsi="Consolas"/>
-          <w:sz w:val="18"/>
-          <w:szCs w:val="18"/>
-        </w:rPr>
-        <w:t xml:space="preserve">  -- Test en contexte anon PostgREST-like</w:t>
-      </w:r>
-      <w:r>
-        <w:br/>
-      </w:r>
-      <w:r>
-        <w:rPr>
-          <w:rFonts w:ascii="Consolas" w:cs="Consolas" w:eastAsia="Consolas" w:hAnsi="Consolas"/>
-          <w:sz w:val="18"/>
-          <w:szCs w:val="18"/>
-        </w:rPr>
-        <w:t xml:space="preserve">  SET LOCAL ROLE anon;</w:t>
-      </w:r>
-      <w:r>
-        <w:br/>
-      </w:r>
-      <w:r>
-        <w:rPr>
-          <w:rFonts w:ascii="Consolas" w:cs="Consolas" w:eastAsia="Consolas" w:hAnsi="Consolas"/>
-          <w:sz w:val="18"/>
-          <w:szCs w:val="18"/>
-        </w:rPr>
-        <w:t xml:space="preserve">  SET LOCAL "request.jwt.claims" = '{}';</w:t>
+        <w:t xml:space="preserve">  SELECT count(*) INTO v_count FROM public.ma_table_critique;</w:t>
       </w:r>
       <w:r>
         <w:br/>
@@ -1928,7 +1478,29 @@
           <w:sz w:val="18"/>
           <w:szCs w:val="18"/>
         </w:rPr>
-        <w:t xml:space="preserve">  SELECT count(*) INTO v_count FROM public.ma_table_critique;</w:t>
+        <w:t xml:space="preserve">  IF v_count &lt; 1 THEN</w:t>
+      </w:r>
+      <w:r>
+        <w:br/>
+      </w:r>
+      <w:r>
+        <w:rPr>
+          <w:rFonts w:ascii="Consolas" w:cs="Consolas" w:eastAsia="Consolas" w:hAnsi="Consolas"/>
+          <w:sz w:val="18"/>
+          <w:szCs w:val="18"/>
+        </w:rPr>
+        <w:t xml:space="preserve">    RAISE EXCEPTION 'Vérification échouée : ma_table_critique invisible en anon';</w:t>
+      </w:r>
+      <w:r>
+        <w:br/>
+      </w:r>
+      <w:r>
+        <w:rPr>
+          <w:rFonts w:ascii="Consolas" w:cs="Consolas" w:eastAsia="Consolas" w:hAnsi="Consolas"/>
+          <w:sz w:val="18"/>
+          <w:szCs w:val="18"/>
+        </w:rPr>
+        <w:t xml:space="preserve">  END IF;</w:t>
       </w:r>
       <w:r>
         <w:br/>
@@ -1950,150 +1522,7 @@
           <w:sz w:val="18"/>
           <w:szCs w:val="18"/>
         </w:rPr>
-        <w:t xml:space="preserve">  IF v_count &lt; 1 THEN</w:t>
-      </w:r>
-      <w:r>
-        <w:br/>
-      </w:r>
-      <w:r>
-        <w:rPr>
-          <w:rFonts w:ascii="Consolas" w:cs="Consolas" w:eastAsia="Consolas" w:hAnsi="Consolas"/>
-          <w:sz w:val="18"/>
-          <w:szCs w:val="18"/>
-        </w:rPr>
-        <w:t xml:space="preserve">    RAISE EXCEPTION 'Vérification échouée : ma_table_critique invisible en anon (% lignes). Rollback automatique.', v_count;</w:t>
-      </w:r>
-      <w:r>
-        <w:br/>
-      </w:r>
-      <w:r>
-        <w:rPr>
-          <w:rFonts w:ascii="Consolas" w:cs="Consolas" w:eastAsia="Consolas" w:hAnsi="Consolas"/>
-          <w:sz w:val="18"/>
-          <w:szCs w:val="18"/>
-        </w:rPr>
-        <w:t xml:space="preserve">  END IF;</w:t>
-      </w:r>
-      <w:r>
-        <w:br/>
-      </w:r>
-      <w:r>
-        <w:rPr>
-          <w:rFonts w:ascii="Consolas" w:cs="Consolas" w:eastAsia="Consolas" w:hAnsi="Consolas"/>
-          <w:sz w:val="18"/>
-          <w:szCs w:val="18"/>
-        </w:rPr>
-        <w:t xml:space="preserve"> </w:t>
-      </w:r>
-      <w:r>
-        <w:br/>
-      </w:r>
-      <w:r>
-        <w:rPr>
-          <w:rFonts w:ascii="Consolas" w:cs="Consolas" w:eastAsia="Consolas" w:hAnsi="Consolas"/>
-          <w:sz w:val="18"/>
-          <w:szCs w:val="18"/>
-        </w:rPr>
         <w:t xml:space="preserve">  RESET ROLE;</w:t>
-      </w:r>
-      <w:r>
-        <w:br/>
-      </w:r>
-      <w:r>
-        <w:rPr>
-          <w:rFonts w:ascii="Consolas" w:cs="Consolas" w:eastAsia="Consolas" w:hAnsi="Consolas"/>
-          <w:sz w:val="18"/>
-          <w:szCs w:val="18"/>
-        </w:rPr>
-        <w:t xml:space="preserve"> </w:t>
-      </w:r>
-      <w:r>
-        <w:br/>
-      </w:r>
-      <w:r>
-        <w:rPr>
-          <w:rFonts w:ascii="Consolas" w:cs="Consolas" w:eastAsia="Consolas" w:hAnsi="Consolas"/>
-          <w:sz w:val="18"/>
-          <w:szCs w:val="18"/>
-        </w:rPr>
-        <w:t xml:space="preserve">  -- Optionnel : test en contexte authenticated simulé</w:t>
-      </w:r>
-      <w:r>
-        <w:br/>
-      </w:r>
-      <w:r>
-        <w:rPr>
-          <w:rFonts w:ascii="Consolas" w:cs="Consolas" w:eastAsia="Consolas" w:hAnsi="Consolas"/>
-          <w:sz w:val="18"/>
-          <w:szCs w:val="18"/>
-        </w:rPr>
-        <w:t xml:space="preserve">  SET LOCAL ROLE authenticated;</w:t>
-      </w:r>
-      <w:r>
-        <w:br/>
-      </w:r>
-      <w:r>
-        <w:rPr>
-          <w:rFonts w:ascii="Consolas" w:cs="Consolas" w:eastAsia="Consolas" w:hAnsi="Consolas"/>
-          <w:sz w:val="18"/>
-          <w:szCs w:val="18"/>
-        </w:rPr>
-        <w:t xml:space="preserve">  SET LOCAL "request.jwt.claims" = '{"sub":"00000000-0000-0000-0000-000000000000","role":"authenticated"}';</w:t>
-      </w:r>
-      <w:r>
-        <w:br/>
-      </w:r>
-      <w:r>
-        <w:rPr>
-          <w:rFonts w:ascii="Consolas" w:cs="Consolas" w:eastAsia="Consolas" w:hAnsi="Consolas"/>
-          <w:sz w:val="18"/>
-          <w:szCs w:val="18"/>
-        </w:rPr>
-        <w:t xml:space="preserve"> </w:t>
-      </w:r>
-      <w:r>
-        <w:br/>
-      </w:r>
-      <w:r>
-        <w:rPr>
-          <w:rFonts w:ascii="Consolas" w:cs="Consolas" w:eastAsia="Consolas" w:hAnsi="Consolas"/>
-          <w:sz w:val="18"/>
-          <w:szCs w:val="18"/>
-        </w:rPr>
-        <w:t xml:space="preserve">  -- ... tests authentifiés ...</w:t>
-      </w:r>
-      <w:r>
-        <w:br/>
-      </w:r>
-      <w:r>
-        <w:rPr>
-          <w:rFonts w:ascii="Consolas" w:cs="Consolas" w:eastAsia="Consolas" w:hAnsi="Consolas"/>
-          <w:sz w:val="18"/>
-          <w:szCs w:val="18"/>
-        </w:rPr>
-        <w:t xml:space="preserve"> </w:t>
-      </w:r>
-      <w:r>
-        <w:br/>
-      </w:r>
-      <w:r>
-        <w:rPr>
-          <w:rFonts w:ascii="Consolas" w:cs="Consolas" w:eastAsia="Consolas" w:hAnsi="Consolas"/>
-          <w:sz w:val="18"/>
-          <w:szCs w:val="18"/>
-        </w:rPr>
-        <w:t xml:space="preserve">  RESET ROLE;</w:t>
-      </w:r>
-      <w:r>
-        <w:br/>
-      </w:r>
-      <w:r>
-        <w:rPr>
-          <w:rFonts w:ascii="Consolas" w:cs="Consolas" w:eastAsia="Consolas" w:hAnsi="Consolas"/>
-          <w:sz w:val="18"/>
-          <w:szCs w:val="18"/>
-        </w:rPr>
-        <w:t xml:space="preserve"> </w:t>
       </w:r>
       <w:r>
         <w:br/>
@@ -2165,7 +1594,7 @@
         <w:t xml:space="preserve">SET LOCAL ROLE + SET LOCAL request.jwt.claims </w:t>
       </w:r>
       <w:r>
-        <w:t xml:space="preserve">ensemble. SET LOCAL ROLE seul est insuffisant car il ne reproduit pas le contexte JWT que PostgREST passe à la base. Les tests qui semblent valider une RLS en SQL Editor avec seulement SET ROLE peuvent planter en prod via PostgREST.</w:t>
+        <w:t xml:space="preserve">ensemble. SET LOCAL ROLE seul est insuffisant.</w:t>
       </w:r>
     </w:p>
     <w:p>
@@ -2182,10 +1611,10 @@
           <w:b/>
           <w:bCs/>
         </w:rPr>
-        <w:t xml:space="preserve">RAISE EXCEPTION = rollback automatique </w:t>
-      </w:r>
-      <w:r>
-        <w:t xml:space="preserve">de la transaction. Si le test échoue, la migration n'est pas appliquée et Woodpecker remonte l'erreur.</w:t>
+        <w:t xml:space="preserve">RAISE EXCEPTION = rollback automatique. </w:t>
+      </w:r>
+      <w:r>
+        <w:t xml:space="preserve">Si le test échoue, la migration n'est pas appliquée.</w:t>
       </w:r>
     </w:p>
     <w:p>
@@ -2205,7 +1634,7 @@
         <w:t xml:space="preserve">RESET ROLE après les tests </w:t>
       </w:r>
       <w:r>
-        <w:t xml:space="preserve">pour ne pas affecter les opérations suivantes dans la migration.</w:t>
+        <w:t xml:space="preserve">pour ne pas affecter les opérations suivantes.</w:t>
       </w:r>
     </w:p>
     <w:p>
@@ -2225,20 +1654,27 @@
         <w:t xml:space="preserve">Tester les parcours critiques en contexte simulé, </w:t>
       </w:r>
       <w:r>
-        <w:t xml:space="preserve">pas juste les permissions au niveau métadata. Exemple : confirmer que le catalogue anon retourne au moins 1 livre, pas juste que la fonction a SELECT.</w:t>
-      </w:r>
-    </w:p>
-    <w:p>
-      <w:r>
-        <w:br w:type="page"/>
-      </w:r>
-    </w:p>
-    <w:p>
-      <w:pPr>
-        <w:pStyle w:val="Heading1"/>
-      </w:pPr>
-      <w:r>
-        <w:t xml:space="preserve">Checklist pratique à coller en tête de chaque migration</w:t>
+        <w:t xml:space="preserve">pas juste les permissions au niveau métadata.</w:t>
+      </w:r>
+    </w:p>
+    <w:p>
+      <w:pPr>
+        <w:pStyle w:val="ListParagraph"/>
+        <w:numPr>
+          <w:ilvl w:val="0"/>
+          <w:numId w:val="3"/>
+        </w:numPr>
+        <w:spacing w:after="80"/>
+      </w:pPr>
+      <w:r>
+        <w:rPr>
+          <w:b/>
+          <w:bCs/>
+        </w:rPr>
+        <w:t xml:space="preserve">DO-block tolérant pour tables fermées </w:t>
+      </w:r>
+      <w:r>
+        <w:t xml:space="preserve">(leçon L.12bis du 19/05/2026). Quand le test vérifie qu'une table n'est PAS lisible par anon/authenticated, il doit accepter DEUX mécanismes de blocage légitimes : GRANT bloque (SQLSTATE 42501) ou RLS bloque (0 ligne). Pattern obligatoire :</w:t>
       </w:r>
     </w:p>
     <w:p>
@@ -2252,271 +1688,103 @@
           <w:sz w:val="18"/>
           <w:szCs w:val="18"/>
         </w:rPr>
-        <w:t xml:space="preserve">-- =========================================================================</w:t>
-      </w:r>
-      <w:r>
-        <w:br/>
-      </w:r>
-      <w:r>
-        <w:rPr>
-          <w:rFonts w:ascii="Consolas" w:cs="Consolas" w:eastAsia="Consolas" w:hAnsi="Consolas"/>
-          <w:sz w:val="18"/>
-          <w:szCs w:val="18"/>
-        </w:rPr>
-        <w:t xml:space="preserve">-- Paquet [NOM_PAQUET] — [DESCRIPTION COURTE]</w:t>
-      </w:r>
-      <w:r>
-        <w:br/>
-      </w:r>
-      <w:r>
-        <w:rPr>
-          <w:rFonts w:ascii="Consolas" w:cs="Consolas" w:eastAsia="Consolas" w:hAnsi="Consolas"/>
-          <w:sz w:val="18"/>
-          <w:szCs w:val="18"/>
-        </w:rPr>
-        <w:t xml:space="preserve">-- =========================================================================</w:t>
-      </w:r>
-      <w:r>
-        <w:br/>
-      </w:r>
-      <w:r>
-        <w:rPr>
-          <w:rFonts w:ascii="Consolas" w:cs="Consolas" w:eastAsia="Consolas" w:hAnsi="Consolas"/>
-          <w:sz w:val="18"/>
-          <w:szCs w:val="18"/>
-        </w:rPr>
-        <w:t xml:space="preserve">-- Date : YYYY-MM-DD</w:t>
-      </w:r>
-      <w:r>
-        <w:br/>
-      </w:r>
-      <w:r>
-        <w:rPr>
-          <w:rFonts w:ascii="Consolas" w:cs="Consolas" w:eastAsia="Consolas" w:hAnsi="Consolas"/>
-          <w:sz w:val="18"/>
-          <w:szCs w:val="18"/>
-        </w:rPr>
-        <w:t xml:space="preserve">-- Chantier : [nom du chantier global, par exemple "admin réseau", "consultations"]</w:t>
-      </w:r>
-      <w:r>
-        <w:br/>
-      </w:r>
-      <w:r>
-        <w:rPr>
-          <w:rFonts w:ascii="Consolas" w:cs="Consolas" w:eastAsia="Consolas" w:hAnsi="Consolas"/>
-          <w:sz w:val="18"/>
-          <w:szCs w:val="18"/>
-        </w:rPr>
-        <w:t xml:space="preserve">-- Auteur : [nom du contributeur·rice]</w:t>
-      </w:r>
-      <w:r>
-        <w:br/>
-      </w:r>
-      <w:r>
-        <w:rPr>
-          <w:rFonts w:ascii="Consolas" w:cs="Consolas" w:eastAsia="Consolas" w:hAnsi="Consolas"/>
-          <w:sz w:val="18"/>
-          <w:szCs w:val="18"/>
-        </w:rPr>
-        <w:t xml:space="preserve">--</w:t>
-      </w:r>
-      <w:r>
-        <w:br/>
-      </w:r>
-      <w:r>
-        <w:rPr>
-          <w:rFonts w:ascii="Consolas" w:cs="Consolas" w:eastAsia="Consolas" w:hAnsi="Consolas"/>
-          <w:sz w:val="18"/>
-          <w:szCs w:val="18"/>
-        </w:rPr>
-        <w:t xml:space="preserve">-- CHECKLIST DOCTRINE :</w:t>
-      </w:r>
-      <w:r>
-        <w:br/>
-      </w:r>
-      <w:r>
-        <w:rPr>
-          <w:rFonts w:ascii="Consolas" w:cs="Consolas" w:eastAsia="Consolas" w:hAnsi="Consolas"/>
-          <w:sz w:val="18"/>
-          <w:szCs w:val="18"/>
-        </w:rPr>
-        <w:t xml:space="preserve">--   [ ] Si création de fonction SECURITY DEFINER :</w:t>
-      </w:r>
-      <w:r>
-        <w:br/>
-      </w:r>
-      <w:r>
-        <w:rPr>
-          <w:rFonts w:ascii="Consolas" w:cs="Consolas" w:eastAsia="Consolas" w:hAnsi="Consolas"/>
-          <w:sz w:val="18"/>
-          <w:szCs w:val="18"/>
-        </w:rPr>
-        <w:t xml:space="preserve">--       [ ] SET search_path = public, pg_catalog</w:t>
-      </w:r>
-      <w:r>
-        <w:br/>
-      </w:r>
-      <w:r>
-        <w:rPr>
-          <w:rFonts w:ascii="Consolas" w:cs="Consolas" w:eastAsia="Consolas" w:hAnsi="Consolas"/>
-          <w:sz w:val="18"/>
-          <w:szCs w:val="18"/>
-        </w:rPr>
-        <w:t xml:space="preserve">--       [ ] REVOKE EXECUTE ... FROM PUBLIC</w:t>
-      </w:r>
-      <w:r>
-        <w:br/>
-      </w:r>
-      <w:r>
-        <w:rPr>
-          <w:rFonts w:ascii="Consolas" w:cs="Consolas" w:eastAsia="Consolas" w:hAnsi="Consolas"/>
-          <w:sz w:val="18"/>
-          <w:szCs w:val="18"/>
-        </w:rPr>
-        <w:t xml:space="preserve">--       [ ] GRANT EXECUTE ... TO &lt;rôle ciblé&gt;</w:t>
-      </w:r>
-      <w:r>
-        <w:br/>
-      </w:r>
-      <w:r>
-        <w:rPr>
-          <w:rFonts w:ascii="Consolas" w:cs="Consolas" w:eastAsia="Consolas" w:hAnsi="Consolas"/>
-          <w:sz w:val="18"/>
-          <w:szCs w:val="18"/>
-        </w:rPr>
-        <w:t xml:space="preserve">--       [ ] Exception helpers RLS anon-lisibles : GRANT TO anon conservé</w:t>
-      </w:r>
-      <w:r>
-        <w:br/>
-      </w:r>
-      <w:r>
-        <w:rPr>
-          <w:rFonts w:ascii="Consolas" w:cs="Consolas" w:eastAsia="Consolas" w:hAnsi="Consolas"/>
-          <w:sz w:val="18"/>
-          <w:szCs w:val="18"/>
-        </w:rPr>
-        <w:t xml:space="preserve">--   [ ] Si création de table dans public :</w:t>
-      </w:r>
-      <w:r>
-        <w:br/>
-      </w:r>
-      <w:r>
-        <w:rPr>
-          <w:rFonts w:ascii="Consolas" w:cs="Consolas" w:eastAsia="Consolas" w:hAnsi="Consolas"/>
-          <w:sz w:val="18"/>
-          <w:szCs w:val="18"/>
-        </w:rPr>
-        <w:t xml:space="preserve">--       [ ] GRANT SELECT/INSERT/UPDATE/DELETE explicites</w:t>
-      </w:r>
-      <w:r>
-        <w:br/>
-      </w:r>
-      <w:r>
-        <w:rPr>
-          <w:rFonts w:ascii="Consolas" w:cs="Consolas" w:eastAsia="Consolas" w:hAnsi="Consolas"/>
-          <w:sz w:val="18"/>
-          <w:szCs w:val="18"/>
-        </w:rPr>
-        <w:t xml:space="preserve">--       [ ] ALTER TABLE ... ENABLE ROW LEVEL SECURITY</w:t>
-      </w:r>
-      <w:r>
-        <w:br/>
-      </w:r>
-      <w:r>
-        <w:rPr>
-          <w:rFonts w:ascii="Consolas" w:cs="Consolas" w:eastAsia="Consolas" w:hAnsi="Consolas"/>
-          <w:sz w:val="18"/>
-          <w:szCs w:val="18"/>
-        </w:rPr>
-        <w:t xml:space="preserve">--       [ ] Au moins une CREATE POLICY par opération autorisée</w:t>
-      </w:r>
-      <w:r>
-        <w:br/>
-      </w:r>
-      <w:r>
-        <w:rPr>
-          <w:rFonts w:ascii="Consolas" w:cs="Consolas" w:eastAsia="Consolas" w:hAnsi="Consolas"/>
-          <w:sz w:val="18"/>
-          <w:szCs w:val="18"/>
-        </w:rPr>
-        <w:t xml:space="preserve">--       [ ] GRANT ALL TO service_role</w:t>
-      </w:r>
-      <w:r>
-        <w:br/>
-      </w:r>
-      <w:r>
-        <w:rPr>
-          <w:rFonts w:ascii="Consolas" w:cs="Consolas" w:eastAsia="Consolas" w:hAnsi="Consolas"/>
-          <w:sz w:val="18"/>
-          <w:szCs w:val="18"/>
-        </w:rPr>
-        <w:t xml:space="preserve">--   [ ] Si création de vue :</w:t>
-      </w:r>
-      <w:r>
-        <w:br/>
-      </w:r>
-      <w:r>
-        <w:rPr>
-          <w:rFonts w:ascii="Consolas" w:cs="Consolas" w:eastAsia="Consolas" w:hAnsi="Consolas"/>
-          <w:sz w:val="18"/>
-          <w:szCs w:val="18"/>
-        </w:rPr>
-        <w:t xml:space="preserve">--       [ ] WITH (security_invoker = true)</w:t>
-      </w:r>
-      <w:r>
-        <w:br/>
-      </w:r>
-      <w:r>
-        <w:rPr>
-          <w:rFonts w:ascii="Consolas" w:cs="Consolas" w:eastAsia="Consolas" w:hAnsi="Consolas"/>
-          <w:sz w:val="18"/>
-          <w:szCs w:val="18"/>
-        </w:rPr>
-        <w:t xml:space="preserve">--       [ ] Exception SECURITY DEFINER : justification dans COMMENT + note dans docs/decisions</w:t>
-      </w:r>
-      <w:r>
-        <w:br/>
-      </w:r>
-      <w:r>
-        <w:rPr>
-          <w:rFonts w:ascii="Consolas" w:cs="Consolas" w:eastAsia="Consolas" w:hAnsi="Consolas"/>
-          <w:sz w:val="18"/>
-          <w:szCs w:val="18"/>
-        </w:rPr>
-        <w:t xml:space="preserve">--   [ ] Si touche permissions/policies/search_path/extensions :</w:t>
-      </w:r>
-      <w:r>
-        <w:br/>
-      </w:r>
-      <w:r>
-        <w:rPr>
-          <w:rFonts w:ascii="Consolas" w:cs="Consolas" w:eastAsia="Consolas" w:hAnsi="Consolas"/>
-          <w:sz w:val="18"/>
-          <w:szCs w:val="18"/>
-        </w:rPr>
-        <w:t xml:space="preserve">--       [ ] DO block de vérification automatique en fin de transaction</w:t>
-      </w:r>
-      <w:r>
-        <w:br/>
-      </w:r>
-      <w:r>
-        <w:rPr>
-          <w:rFonts w:ascii="Consolas" w:cs="Consolas" w:eastAsia="Consolas" w:hAnsi="Consolas"/>
-          <w:sz w:val="18"/>
-          <w:szCs w:val="18"/>
-        </w:rPr>
-        <w:t xml:space="preserve">--       [ ] Tests parcours critiques en contexte anon ET authenticated simulés</w:t>
-      </w:r>
-      <w:r>
-        <w:br/>
-      </w:r>
-      <w:r>
-        <w:rPr>
-          <w:rFonts w:ascii="Consolas" w:cs="Consolas" w:eastAsia="Consolas" w:hAnsi="Consolas"/>
-          <w:sz w:val="18"/>
-          <w:szCs w:val="18"/>
-        </w:rPr>
-        <w:t xml:space="preserve">-- =========================================================================</w:t>
+        <w:t xml:space="preserve">BEGIN</w:t>
+      </w:r>
+      <w:r>
+        <w:br/>
+      </w:r>
+      <w:r>
+        <w:rPr>
+          <w:rFonts w:ascii="Consolas" w:cs="Consolas" w:eastAsia="Consolas" w:hAnsi="Consolas"/>
+          <w:sz w:val="18"/>
+          <w:szCs w:val="18"/>
+        </w:rPr>
+        <w:t xml:space="preserve">  EXECUTE format('SELECT count(*) FROM public.%I', v_table) INTO v_count;</w:t>
+      </w:r>
+      <w:r>
+        <w:br/>
+      </w:r>
+      <w:r>
+        <w:rPr>
+          <w:rFonts w:ascii="Consolas" w:cs="Consolas" w:eastAsia="Consolas" w:hAnsi="Consolas"/>
+          <w:sz w:val="18"/>
+          <w:szCs w:val="18"/>
+        </w:rPr>
+        <w:t xml:space="preserve">  IF v_count = 0 THEN</w:t>
+      </w:r>
+      <w:r>
+        <w:br/>
+      </w:r>
+      <w:r>
+        <w:rPr>
+          <w:rFonts w:ascii="Consolas" w:cs="Consolas" w:eastAsia="Consolas" w:hAnsi="Consolas"/>
+          <w:sz w:val="18"/>
+          <w:szCs w:val="18"/>
+        </w:rPr>
+        <w:t xml:space="preserve">    v_blocked := true;  -- RLS bloque</w:t>
+      </w:r>
+      <w:r>
+        <w:br/>
+      </w:r>
+      <w:r>
+        <w:rPr>
+          <w:rFonts w:ascii="Consolas" w:cs="Consolas" w:eastAsia="Consolas" w:hAnsi="Consolas"/>
+          <w:sz w:val="18"/>
+          <w:szCs w:val="18"/>
+        </w:rPr>
+        <w:t xml:space="preserve">  END IF;</w:t>
+      </w:r>
+      <w:r>
+        <w:br/>
+      </w:r>
+      <w:r>
+        <w:rPr>
+          <w:rFonts w:ascii="Consolas" w:cs="Consolas" w:eastAsia="Consolas" w:hAnsi="Consolas"/>
+          <w:sz w:val="18"/>
+          <w:szCs w:val="18"/>
+        </w:rPr>
+        <w:t xml:space="preserve">EXCEPTION</w:t>
+      </w:r>
+      <w:r>
+        <w:br/>
+      </w:r>
+      <w:r>
+        <w:rPr>
+          <w:rFonts w:ascii="Consolas" w:cs="Consolas" w:eastAsia="Consolas" w:hAnsi="Consolas"/>
+          <w:sz w:val="18"/>
+          <w:szCs w:val="18"/>
+        </w:rPr>
+        <w:t xml:space="preserve">  WHEN insufficient_privilege THEN</w:t>
+      </w:r>
+      <w:r>
+        <w:br/>
+      </w:r>
+      <w:r>
+        <w:rPr>
+          <w:rFonts w:ascii="Consolas" w:cs="Consolas" w:eastAsia="Consolas" w:hAnsi="Consolas"/>
+          <w:sz w:val="18"/>
+          <w:szCs w:val="18"/>
+        </w:rPr>
+        <w:t xml:space="preserve">    v_blocked := true;  -- GRANT bloque (42501)</w:t>
+      </w:r>
+      <w:r>
+        <w:br/>
+      </w:r>
+      <w:r>
+        <w:rPr>
+          <w:rFonts w:ascii="Consolas" w:cs="Consolas" w:eastAsia="Consolas" w:hAnsi="Consolas"/>
+          <w:sz w:val="18"/>
+          <w:szCs w:val="18"/>
+        </w:rPr>
+        <w:t xml:space="preserve">END;</w:t>
+      </w:r>
+    </w:p>
+    <w:p>
+      <w:pPr>
+        <w:spacing w:after="120"/>
+      </w:pPr>
+      <w:r>
+        <w:t xml:space="preserve">Sans le bloc EXCEPTION, le DO-block plante sur les tables sans GRANT (cas L.12bis du 19/05/2026, où le test a planté avant même d'évaluer la RLS sur 3 tables archivées sans GRANT anon/authenticated).</w:t>
       </w:r>
     </w:p>
     <w:p>
@@ -2529,274 +1797,7 @@
         <w:pStyle w:val="Heading1"/>
       </w:pPr>
       <w:r>
-        <w:t xml:space="preserve">Cas particuliers documentés</w:t>
-      </w:r>
-    </w:p>
-    <w:p>
-      <w:pPr>
-        <w:pStyle w:val="Heading2"/>
-      </w:pPr>
-      <w:r>
-        <w:t xml:space="preserve">api.library_circulation_stats : SECURITY DEFINER assumé</w:t>
-      </w:r>
-    </w:p>
-    <w:p>
-      <w:pPr>
-        <w:spacing w:after="120"/>
-      </w:pPr>
-      <w:r>
-        <w:t xml:space="preserve">Cette vue reste en SECURITY DEFINER par choix politique pour réconcilier transparence agrégée du réseau et confidentialité individuelle ligne à ligne. Voir note dédiée : CHANTIER_linter_security_definer_assume_2026-05-12.md.</w:t>
-      </w:r>
-    </w:p>
-    <w:p>
-      <w:pPr>
-        <w:pStyle w:val="Heading2"/>
-      </w:pPr>
-      <w:r>
-        <w:t xml:space="preserve">Helpers RLS anon-lisibles : GRANT EXECUTE TO anon conservé</w:t>
-      </w:r>
-    </w:p>
-    <w:p>
-      <w:pPr>
-        <w:spacing w:after="120"/>
-      </w:pPr>
-      <w:r>
-        <w:t xml:space="preserve">Les helpers utilisés dans des RLS de tables anon-lisibles doivent conserver leur GRANT à anon. Sans ce GRANT, l'évaluation de la policy plante avec permission denied et PostgREST filtre silencieusement toutes les lignes. Liste actuelle :</w:t>
-      </w:r>
-    </w:p>
-    <w:p>
-      <w:pPr>
-        <w:pStyle w:val="ListParagraph"/>
-        <w:numPr>
-          <w:ilvl w:val="0"/>
-          <w:numId w:val="2"/>
-        </w:numPr>
-        <w:spacing w:after="80"/>
-      </w:pPr>
-      <w:r>
-        <w:t xml:space="preserve">fn_caller_is_administrador</w:t>
-      </w:r>
-    </w:p>
-    <w:p>
-      <w:pPr>
-        <w:pStyle w:val="ListParagraph"/>
-        <w:numPr>
-          <w:ilvl w:val="0"/>
-          <w:numId w:val="2"/>
-        </w:numPr>
-        <w:spacing w:after="80"/>
-      </w:pPr>
-      <w:r>
-        <w:t xml:space="preserve">fn_caller_is_network_admin</w:t>
-      </w:r>
-    </w:p>
-    <w:p>
-      <w:pPr>
-        <w:pStyle w:val="ListParagraph"/>
-        <w:numPr>
-          <w:ilvl w:val="0"/>
-          <w:numId w:val="2"/>
-        </w:numPr>
-        <w:spacing w:after="80"/>
-      </w:pPr>
-      <w:r>
-        <w:t xml:space="preserve">fn_current_user_is_in_network</w:t>
-      </w:r>
-    </w:p>
-    <w:p>
-      <w:pPr>
-        <w:pStyle w:val="ListParagraph"/>
-        <w:numPr>
-          <w:ilvl w:val="0"/>
-          <w:numId w:val="2"/>
-        </w:numPr>
-        <w:spacing w:after="80"/>
-      </w:pPr>
-      <w:r>
-        <w:t xml:space="preserve">fn_current_user_is_member_of</w:t>
-      </w:r>
-    </w:p>
-    <w:p>
-      <w:pPr>
-        <w:pStyle w:val="ListParagraph"/>
-        <w:numPr>
-          <w:ilvl w:val="0"/>
-          <w:numId w:val="2"/>
-        </w:numPr>
-        <w:spacing w:after="80"/>
-      </w:pPr>
-      <w:r>
-        <w:t xml:space="preserve">fn_is_cross_library_action</w:t>
-      </w:r>
-    </w:p>
-    <w:p>
-      <w:pPr>
-        <w:pStyle w:val="ListParagraph"/>
-        <w:numPr>
-          <w:ilvl w:val="0"/>
-          <w:numId w:val="2"/>
-        </w:numPr>
-        <w:spacing w:after="80"/>
-      </w:pPr>
-      <w:r>
-        <w:t xml:space="preserve">fn_library_visible_to_caller</w:t>
-      </w:r>
-    </w:p>
-    <w:p>
-      <w:pPr>
-        <w:pStyle w:val="ListParagraph"/>
-        <w:numPr>
-          <w:ilvl w:val="0"/>
-          <w:numId w:val="2"/>
-        </w:numPr>
-        <w:spacing w:after="80"/>
-      </w:pPr>
-      <w:r>
-        <w:t xml:space="preserve">user_can_act_as_staff_on_library</w:t>
-      </w:r>
-    </w:p>
-    <w:p>
-      <w:pPr>
-        <w:pStyle w:val="ListParagraph"/>
-        <w:numPr>
-          <w:ilvl w:val="0"/>
-          <w:numId w:val="2"/>
-        </w:numPr>
-        <w:spacing w:after="80"/>
-      </w:pPr>
-      <w:r>
-        <w:t xml:space="preserve">user_can_engage_library</w:t>
-      </w:r>
-    </w:p>
-    <w:p>
-      <w:pPr>
-        <w:pStyle w:val="Heading2"/>
-      </w:pPr>
-      <w:r>
-        <w:t xml:space="preserve">Liste blanche anon des RPC SECURITY DEFINER</w:t>
-      </w:r>
-    </w:p>
-    <w:p>
-      <w:pPr>
-        <w:spacing w:after="120"/>
-      </w:pPr>
-      <w:r>
-        <w:t xml:space="preserve">Sept fonctions sont sciemment exécutables par anon parce qu'elles servent à des parcours publics légitimes :</w:t>
-      </w:r>
-    </w:p>
-    <w:p>
-      <w:pPr>
-        <w:pStyle w:val="ListParagraph"/>
-        <w:numPr>
-          <w:ilvl w:val="0"/>
-          <w:numId w:val="2"/>
-        </w:numPr>
-        <w:spacing w:after="80"/>
-      </w:pPr>
-      <w:r>
-        <w:t xml:space="preserve">api.search_catalog_v1(text) — recherche catalogue</w:t>
-      </w:r>
-    </w:p>
-    <w:p>
-      <w:pPr>
-        <w:pStyle w:val="ListParagraph"/>
-        <w:numPr>
-          <w:ilvl w:val="0"/>
-          <w:numId w:val="2"/>
-        </w:numPr>
-        <w:spacing w:after="80"/>
-      </w:pPr>
-      <w:r>
-        <w:t xml:space="preserve">public.fn_consume_library_request_claim(text, uuid) — réclamation par token</w:t>
-      </w:r>
-    </w:p>
-    <w:p>
-      <w:pPr>
-        <w:pStyle w:val="ListParagraph"/>
-        <w:numPr>
-          <w:ilvl w:val="0"/>
-          <w:numId w:val="2"/>
-        </w:numPr>
-        <w:spacing w:after="80"/>
-      </w:pPr>
-      <w:r>
-        <w:t xml:space="preserve">public.fn_get_library_request_claim_context(text) — contexte avant réclamation</w:t>
-      </w:r>
-    </w:p>
-    <w:p>
-      <w:pPr>
-        <w:pStyle w:val="ListParagraph"/>
-        <w:numPr>
-          <w:ilvl w:val="0"/>
-          <w:numId w:val="2"/>
-        </w:numPr>
-        <w:spacing w:after="80"/>
-      </w:pPr>
-      <w:r>
-        <w:t xml:space="preserve">public.fn_submit_library_request(...) — soumission d'inscription sans auth préalable</w:t>
-      </w:r>
-    </w:p>
-    <w:p>
-      <w:pPr>
-        <w:pStyle w:val="ListParagraph"/>
-        <w:numPr>
-          <w:ilvl w:val="0"/>
-          <w:numId w:val="2"/>
-        </w:numPr>
-        <w:spacing w:after="80"/>
-      </w:pPr>
-      <w:r>
-        <w:t xml:space="preserve">public.fn_submit_library_request_via_claim(...) — soumission via réclamation</w:t>
-      </w:r>
-    </w:p>
-    <w:p>
-      <w:pPr>
-        <w:pStyle w:val="ListParagraph"/>
-        <w:numPr>
-          <w:ilvl w:val="0"/>
-          <w:numId w:val="2"/>
-        </w:numPr>
-        <w:spacing w:after="80"/>
-      </w:pPr>
-      <w:r>
-        <w:t xml:space="preserve">public.get_book_primary_public_digital_asset_v2(bigint) — accès public aux PDFs domaine public</w:t>
-      </w:r>
-    </w:p>
-    <w:p>
-      <w:pPr>
-        <w:pStyle w:val="ListParagraph"/>
-        <w:numPr>
-          <w:ilvl w:val="0"/>
-          <w:numId w:val="2"/>
-        </w:numPr>
-        <w:spacing w:after="80"/>
-      </w:pPr>
-      <w:r>
-        <w:t xml:space="preserve">public.resolve_login_email(text) — résolution email avant login</w:t>
-      </w:r>
-    </w:p>
-    <w:p>
-      <w:pPr>
-        <w:spacing w:after="120"/>
-      </w:pPr>
-      <w:r>
-        <w:t xml:space="preserve">Toute nouvelle entrée dans cette liste doit être documentée et justifiée explicitement dans la migration qui la crée.</w:t>
-      </w:r>
-    </w:p>
-    <w:p>
-      <w:pPr>
-        <w:pStyle w:val="Heading2"/>
-      </w:pPr>
-      <w:r>
-        <w:t xml:space="preserve">Extensions PostgreSQL</w:t>
-      </w:r>
-    </w:p>
-    <w:p>
-      <w:pPr>
-        <w:spacing w:after="120"/>
-      </w:pPr>
-      <w:r>
-        <w:t xml:space="preserve">Installer dans le schéma extensions, pas dans public :</w:t>
+        <w:t xml:space="preserve">Checklist pratique à coller en tête de chaque migration</w:t>
       </w:r>
     </w:p>
     <w:p>
@@ -2810,7 +1811,336 @@
           <w:sz w:val="18"/>
           <w:szCs w:val="18"/>
         </w:rPr>
-        <w:t xml:space="preserve">CREATE EXTENSION IF NOT EXISTS my_extension WITH SCHEMA extensions;</w:t>
+        <w:t xml:space="preserve">-- =========================================================================</w:t>
+      </w:r>
+      <w:r>
+        <w:br/>
+      </w:r>
+      <w:r>
+        <w:rPr>
+          <w:rFonts w:ascii="Consolas" w:cs="Consolas" w:eastAsia="Consolas" w:hAnsi="Consolas"/>
+          <w:sz w:val="18"/>
+          <w:szCs w:val="18"/>
+        </w:rPr>
+        <w:t xml:space="preserve">-- Paquet [NOM_PAQUET] — [DESCRIPTION COURTE]</w:t>
+      </w:r>
+      <w:r>
+        <w:br/>
+      </w:r>
+      <w:r>
+        <w:rPr>
+          <w:rFonts w:ascii="Consolas" w:cs="Consolas" w:eastAsia="Consolas" w:hAnsi="Consolas"/>
+          <w:sz w:val="18"/>
+          <w:szCs w:val="18"/>
+        </w:rPr>
+        <w:t xml:space="preserve">-- =========================================================================</w:t>
+      </w:r>
+      <w:r>
+        <w:br/>
+      </w:r>
+      <w:r>
+        <w:rPr>
+          <w:rFonts w:ascii="Consolas" w:cs="Consolas" w:eastAsia="Consolas" w:hAnsi="Consolas"/>
+          <w:sz w:val="18"/>
+          <w:szCs w:val="18"/>
+        </w:rPr>
+        <w:t xml:space="preserve">-- Date : YYYY-MM-DD</w:t>
+      </w:r>
+      <w:r>
+        <w:br/>
+      </w:r>
+      <w:r>
+        <w:rPr>
+          <w:rFonts w:ascii="Consolas" w:cs="Consolas" w:eastAsia="Consolas" w:hAnsi="Consolas"/>
+          <w:sz w:val="18"/>
+          <w:szCs w:val="18"/>
+        </w:rPr>
+        <w:t xml:space="preserve">-- Chantier : [nom du chantier global]</w:t>
+      </w:r>
+      <w:r>
+        <w:br/>
+      </w:r>
+      <w:r>
+        <w:rPr>
+          <w:rFonts w:ascii="Consolas" w:cs="Consolas" w:eastAsia="Consolas" w:hAnsi="Consolas"/>
+          <w:sz w:val="18"/>
+          <w:szCs w:val="18"/>
+        </w:rPr>
+        <w:t xml:space="preserve">-- Auteur : [nom du contributeur·rice]</w:t>
+      </w:r>
+      <w:r>
+        <w:br/>
+      </w:r>
+      <w:r>
+        <w:rPr>
+          <w:rFonts w:ascii="Consolas" w:cs="Consolas" w:eastAsia="Consolas" w:hAnsi="Consolas"/>
+          <w:sz w:val="18"/>
+          <w:szCs w:val="18"/>
+        </w:rPr>
+        <w:t xml:space="preserve">--</w:t>
+      </w:r>
+      <w:r>
+        <w:br/>
+      </w:r>
+      <w:r>
+        <w:rPr>
+          <w:rFonts w:ascii="Consolas" w:cs="Consolas" w:eastAsia="Consolas" w:hAnsi="Consolas"/>
+          <w:sz w:val="18"/>
+          <w:szCs w:val="18"/>
+        </w:rPr>
+        <w:t xml:space="preserve">-- CHECKLIST DOCTRINE :</w:t>
+      </w:r>
+      <w:r>
+        <w:br/>
+      </w:r>
+      <w:r>
+        <w:rPr>
+          <w:rFonts w:ascii="Consolas" w:cs="Consolas" w:eastAsia="Consolas" w:hAnsi="Consolas"/>
+          <w:sz w:val="18"/>
+          <w:szCs w:val="18"/>
+        </w:rPr>
+        <w:t xml:space="preserve">--   [ ] Si création de fonction SECURITY DEFINER :</w:t>
+      </w:r>
+      <w:r>
+        <w:br/>
+      </w:r>
+      <w:r>
+        <w:rPr>
+          <w:rFonts w:ascii="Consolas" w:cs="Consolas" w:eastAsia="Consolas" w:hAnsi="Consolas"/>
+          <w:sz w:val="18"/>
+          <w:szCs w:val="18"/>
+        </w:rPr>
+        <w:t xml:space="preserve">--       [ ] SET search_path = public, pg_catalog</w:t>
+      </w:r>
+      <w:r>
+        <w:br/>
+      </w:r>
+      <w:r>
+        <w:rPr>
+          <w:rFonts w:ascii="Consolas" w:cs="Consolas" w:eastAsia="Consolas" w:hAnsi="Consolas"/>
+          <w:sz w:val="18"/>
+          <w:szCs w:val="18"/>
+        </w:rPr>
+        <w:t xml:space="preserve">--       [ ] REVOKE EXECUTE ... FROM PUBLIC</w:t>
+      </w:r>
+      <w:r>
+        <w:br/>
+      </w:r>
+      <w:r>
+        <w:rPr>
+          <w:rFonts w:ascii="Consolas" w:cs="Consolas" w:eastAsia="Consolas" w:hAnsi="Consolas"/>
+          <w:sz w:val="18"/>
+          <w:szCs w:val="18"/>
+        </w:rPr>
+        <w:t xml:space="preserve">--       [ ] GRANT EXECUTE ... TO &lt;rôle ciblé&gt;</w:t>
+      </w:r>
+      <w:r>
+        <w:br/>
+      </w:r>
+      <w:r>
+        <w:rPr>
+          <w:rFonts w:ascii="Consolas" w:cs="Consolas" w:eastAsia="Consolas" w:hAnsi="Consolas"/>
+          <w:sz w:val="18"/>
+          <w:szCs w:val="18"/>
+        </w:rPr>
+        <w:t xml:space="preserve">--       [ ] Exception helpers RLS anon-lisibles : GRANT TO anon conservé</w:t>
+      </w:r>
+      <w:r>
+        <w:br/>
+      </w:r>
+      <w:r>
+        <w:rPr>
+          <w:rFonts w:ascii="Consolas" w:cs="Consolas" w:eastAsia="Consolas" w:hAnsi="Consolas"/>
+          <w:sz w:val="18"/>
+          <w:szCs w:val="18"/>
+        </w:rPr>
+        <w:t xml:space="preserve">--   [ ] Si création de fonction SECURITY INVOKER (trigger, fonction métier) :</w:t>
+      </w:r>
+      <w:r>
+        <w:br/>
+      </w:r>
+      <w:r>
+        <w:rPr>
+          <w:rFonts w:ascii="Consolas" w:cs="Consolas" w:eastAsia="Consolas" w:hAnsi="Consolas"/>
+          <w:sz w:val="18"/>
+          <w:szCs w:val="18"/>
+        </w:rPr>
+        <w:t xml:space="preserve">--       [ ] SET search_path = public, pg_catalog (hygiène linter)</w:t>
+      </w:r>
+      <w:r>
+        <w:br/>
+      </w:r>
+      <w:r>
+        <w:rPr>
+          <w:rFonts w:ascii="Consolas" w:cs="Consolas" w:eastAsia="Consolas" w:hAnsi="Consolas"/>
+          <w:sz w:val="18"/>
+          <w:szCs w:val="18"/>
+        </w:rPr>
+        <w:t xml:space="preserve">--   [ ] Si création de table dans public :</w:t>
+      </w:r>
+      <w:r>
+        <w:br/>
+      </w:r>
+      <w:r>
+        <w:rPr>
+          <w:rFonts w:ascii="Consolas" w:cs="Consolas" w:eastAsia="Consolas" w:hAnsi="Consolas"/>
+          <w:sz w:val="18"/>
+          <w:szCs w:val="18"/>
+        </w:rPr>
+        <w:t xml:space="preserve">--       [ ] GRANT SELECT/INSERT/UPDATE/DELETE explicites</w:t>
+      </w:r>
+      <w:r>
+        <w:br/>
+      </w:r>
+      <w:r>
+        <w:rPr>
+          <w:rFonts w:ascii="Consolas" w:cs="Consolas" w:eastAsia="Consolas" w:hAnsi="Consolas"/>
+          <w:sz w:val="18"/>
+          <w:szCs w:val="18"/>
+        </w:rPr>
+        <w:t xml:space="preserve">--       [ ] ALTER TABLE ... ENABLE ROW LEVEL SECURITY (TOUJOURS, même fermées)</w:t>
+      </w:r>
+      <w:r>
+        <w:br/>
+      </w:r>
+      <w:r>
+        <w:rPr>
+          <w:rFonts w:ascii="Consolas" w:cs="Consolas" w:eastAsia="Consolas" w:hAnsi="Consolas"/>
+          <w:sz w:val="18"/>
+          <w:szCs w:val="18"/>
+        </w:rPr>
+        <w:t xml:space="preserve">--       [ ] Au moins une CREATE POLICY par opération autorisée</w:t>
+      </w:r>
+      <w:r>
+        <w:br/>
+      </w:r>
+      <w:r>
+        <w:rPr>
+          <w:rFonts w:ascii="Consolas" w:cs="Consolas" w:eastAsia="Consolas" w:hAnsi="Consolas"/>
+          <w:sz w:val="18"/>
+          <w:szCs w:val="18"/>
+        </w:rPr>
+        <w:t xml:space="preserve">--       [ ] Si table fermée : policy lock-down USING (false) WITH CHECK (false)</w:t>
+      </w:r>
+      <w:r>
+        <w:br/>
+      </w:r>
+      <w:r>
+        <w:rPr>
+          <w:rFonts w:ascii="Consolas" w:cs="Consolas" w:eastAsia="Consolas" w:hAnsi="Consolas"/>
+          <w:sz w:val="18"/>
+          <w:szCs w:val="18"/>
+        </w:rPr>
+        <w:t xml:space="preserve">--       [ ] GRANT ALL TO service_role</w:t>
+      </w:r>
+      <w:r>
+        <w:br/>
+      </w:r>
+      <w:r>
+        <w:rPr>
+          <w:rFonts w:ascii="Consolas" w:cs="Consolas" w:eastAsia="Consolas" w:hAnsi="Consolas"/>
+          <w:sz w:val="18"/>
+          <w:szCs w:val="18"/>
+        </w:rPr>
+        <w:t xml:space="preserve">--   [ ] Si création de vue :</w:t>
+      </w:r>
+      <w:r>
+        <w:br/>
+      </w:r>
+      <w:r>
+        <w:rPr>
+          <w:rFonts w:ascii="Consolas" w:cs="Consolas" w:eastAsia="Consolas" w:hAnsi="Consolas"/>
+          <w:sz w:val="18"/>
+          <w:szCs w:val="18"/>
+        </w:rPr>
+        <w:t xml:space="preserve">--       [ ] WITH (security_invoker = true)</w:t>
+      </w:r>
+      <w:r>
+        <w:br/>
+      </w:r>
+      <w:r>
+        <w:rPr>
+          <w:rFonts w:ascii="Consolas" w:cs="Consolas" w:eastAsia="Consolas" w:hAnsi="Consolas"/>
+          <w:sz w:val="18"/>
+          <w:szCs w:val="18"/>
+        </w:rPr>
+        <w:t xml:space="preserve">--       [ ] Exception SECURITY DEFINER : justification dans COMMENT + note dans docs/decisions</w:t>
+      </w:r>
+      <w:r>
+        <w:br/>
+      </w:r>
+      <w:r>
+        <w:rPr>
+          <w:rFonts w:ascii="Consolas" w:cs="Consolas" w:eastAsia="Consolas" w:hAnsi="Consolas"/>
+          <w:sz w:val="18"/>
+          <w:szCs w:val="18"/>
+        </w:rPr>
+        <w:t xml:space="preserve">--   [ ] Si touche permissions/policies/search_path/extensions :</w:t>
+      </w:r>
+      <w:r>
+        <w:br/>
+      </w:r>
+      <w:r>
+        <w:rPr>
+          <w:rFonts w:ascii="Consolas" w:cs="Consolas" w:eastAsia="Consolas" w:hAnsi="Consolas"/>
+          <w:sz w:val="18"/>
+          <w:szCs w:val="18"/>
+        </w:rPr>
+        <w:t xml:space="preserve">--       [ ] DO block de vérification automatique en fin de transaction</w:t>
+      </w:r>
+      <w:r>
+        <w:br/>
+      </w:r>
+      <w:r>
+        <w:rPr>
+          <w:rFonts w:ascii="Consolas" w:cs="Consolas" w:eastAsia="Consolas" w:hAnsi="Consolas"/>
+          <w:sz w:val="18"/>
+          <w:szCs w:val="18"/>
+        </w:rPr>
+        <w:t xml:space="preserve">--       [ ] Tests parcours critiques en contexte anon ET authenticated simulés</w:t>
+      </w:r>
+      <w:r>
+        <w:br/>
+      </w:r>
+      <w:r>
+        <w:rPr>
+          <w:rFonts w:ascii="Consolas" w:cs="Consolas" w:eastAsia="Consolas" w:hAnsi="Consolas"/>
+          <w:sz w:val="18"/>
+          <w:szCs w:val="18"/>
+        </w:rPr>
+        <w:t xml:space="preserve">--       [ ] Pour tables fermées : EXCEPTION WHEN insufficient_privilege</w:t>
+      </w:r>
+      <w:r>
+        <w:br/>
+      </w:r>
+      <w:r>
+        <w:rPr>
+          <w:rFonts w:ascii="Consolas" w:cs="Consolas" w:eastAsia="Consolas" w:hAnsi="Consolas"/>
+          <w:sz w:val="18"/>
+          <w:szCs w:val="18"/>
+        </w:rPr>
+        <w:t xml:space="preserve">-- =========================================================================</w:t>
+      </w:r>
+    </w:p>
+    <w:p>
+      <w:r>
+        <w:br w:type="page"/>
+      </w:r>
+    </w:p>
+    <w:p>
+      <w:pPr>
+        <w:pStyle w:val="Heading1"/>
+      </w:pPr>
+      <w:r>
+        <w:t xml:space="preserve">Cas particuliers documentés</w:t>
+      </w:r>
+    </w:p>
+    <w:p>
+      <w:pPr>
+        <w:pStyle w:val="Heading2"/>
+      </w:pPr>
+      <w:r>
+        <w:t xml:space="preserve">api.library_circulation_stats : SECURITY DEFINER assumé</w:t>
       </w:r>
     </w:p>
     <w:p>
@@ -2818,7 +2148,258 @@
         <w:spacing w:after="120"/>
       </w:pPr>
       <w:r>
-        <w:t xml:space="preserve">Les fonctions métier qui utilisent ces extensions doivent inclure extensions dans leur search_path :</w:t>
+        <w:t xml:space="preserve">Cette vue reste en SECURITY DEFINER par choix politique pour réconcilier transparence agrégée du réseau et confidentialité individuelle ligne à ligne. Voir note dédiée : CHANTIER_linter_security_definer_assume_2026-05-12.md.</w:t>
+      </w:r>
+    </w:p>
+    <w:p>
+      <w:pPr>
+        <w:pStyle w:val="Heading2"/>
+      </w:pPr>
+      <w:r>
+        <w:t xml:space="preserve">Helpers RLS anon-lisibles : GRANT EXECUTE TO anon conservé</w:t>
+      </w:r>
+    </w:p>
+    <w:p>
+      <w:pPr>
+        <w:spacing w:after="120"/>
+      </w:pPr>
+      <w:r>
+        <w:t xml:space="preserve">Les helpers utilisés dans des RLS de tables anon-lisibles doivent conserver leur GRANT à anon. Sans ce GRANT, l'évaluation de la policy plante avec permission denied et PostgREST filtre silencieusement toutes les lignes. Liste actuelle :</w:t>
+      </w:r>
+    </w:p>
+    <w:p>
+      <w:pPr>
+        <w:pStyle w:val="ListParagraph"/>
+        <w:numPr>
+          <w:ilvl w:val="0"/>
+          <w:numId w:val="2"/>
+        </w:numPr>
+        <w:spacing w:after="80"/>
+      </w:pPr>
+      <w:r>
+        <w:t xml:space="preserve">fn_caller_is_administrador</w:t>
+      </w:r>
+    </w:p>
+    <w:p>
+      <w:pPr>
+        <w:pStyle w:val="ListParagraph"/>
+        <w:numPr>
+          <w:ilvl w:val="0"/>
+          <w:numId w:val="2"/>
+        </w:numPr>
+        <w:spacing w:after="80"/>
+      </w:pPr>
+      <w:r>
+        <w:t xml:space="preserve">fn_caller_is_network_admin</w:t>
+      </w:r>
+    </w:p>
+    <w:p>
+      <w:pPr>
+        <w:pStyle w:val="ListParagraph"/>
+        <w:numPr>
+          <w:ilvl w:val="0"/>
+          <w:numId w:val="2"/>
+        </w:numPr>
+        <w:spacing w:after="80"/>
+      </w:pPr>
+      <w:r>
+        <w:t xml:space="preserve">fn_current_user_is_in_network</w:t>
+      </w:r>
+    </w:p>
+    <w:p>
+      <w:pPr>
+        <w:pStyle w:val="ListParagraph"/>
+        <w:numPr>
+          <w:ilvl w:val="0"/>
+          <w:numId w:val="2"/>
+        </w:numPr>
+        <w:spacing w:after="80"/>
+      </w:pPr>
+      <w:r>
+        <w:t xml:space="preserve">fn_current_user_is_member_of</w:t>
+      </w:r>
+    </w:p>
+    <w:p>
+      <w:pPr>
+        <w:pStyle w:val="ListParagraph"/>
+        <w:numPr>
+          <w:ilvl w:val="0"/>
+          <w:numId w:val="2"/>
+        </w:numPr>
+        <w:spacing w:after="80"/>
+      </w:pPr>
+      <w:r>
+        <w:t xml:space="preserve">fn_is_cross_library_action</w:t>
+      </w:r>
+    </w:p>
+    <w:p>
+      <w:pPr>
+        <w:pStyle w:val="ListParagraph"/>
+        <w:numPr>
+          <w:ilvl w:val="0"/>
+          <w:numId w:val="2"/>
+        </w:numPr>
+        <w:spacing w:after="80"/>
+      </w:pPr>
+      <w:r>
+        <w:t xml:space="preserve">fn_library_visible_to_caller</w:t>
+      </w:r>
+    </w:p>
+    <w:p>
+      <w:pPr>
+        <w:pStyle w:val="ListParagraph"/>
+        <w:numPr>
+          <w:ilvl w:val="0"/>
+          <w:numId w:val="2"/>
+        </w:numPr>
+        <w:spacing w:after="80"/>
+      </w:pPr>
+      <w:r>
+        <w:t xml:space="preserve">user_can_act_as_staff_on_library</w:t>
+      </w:r>
+    </w:p>
+    <w:p>
+      <w:pPr>
+        <w:pStyle w:val="ListParagraph"/>
+        <w:numPr>
+          <w:ilvl w:val="0"/>
+          <w:numId w:val="2"/>
+        </w:numPr>
+        <w:spacing w:after="80"/>
+      </w:pPr>
+      <w:r>
+        <w:t xml:space="preserve">user_can_engage_library</w:t>
+      </w:r>
+    </w:p>
+    <w:p>
+      <w:pPr>
+        <w:pStyle w:val="Heading2"/>
+      </w:pPr>
+      <w:r>
+        <w:t xml:space="preserve">Liste blanche anon des RPC SECURITY DEFINER</w:t>
+      </w:r>
+    </w:p>
+    <w:p>
+      <w:pPr>
+        <w:spacing w:after="120"/>
+      </w:pPr>
+      <w:r>
+        <w:t xml:space="preserve">Sept fonctions sont sciemment exécutables par anon parce qu'elles servent à des parcours publics légitimes :</w:t>
+      </w:r>
+    </w:p>
+    <w:p>
+      <w:pPr>
+        <w:pStyle w:val="ListParagraph"/>
+        <w:numPr>
+          <w:ilvl w:val="0"/>
+          <w:numId w:val="2"/>
+        </w:numPr>
+        <w:spacing w:after="80"/>
+      </w:pPr>
+      <w:r>
+        <w:t xml:space="preserve">api.search_catalog_v1(text) — recherche catalogue</w:t>
+      </w:r>
+    </w:p>
+    <w:p>
+      <w:pPr>
+        <w:pStyle w:val="ListParagraph"/>
+        <w:numPr>
+          <w:ilvl w:val="0"/>
+          <w:numId w:val="2"/>
+        </w:numPr>
+        <w:spacing w:after="80"/>
+      </w:pPr>
+      <w:r>
+        <w:t xml:space="preserve">public.fn_consume_library_request_claim(text, uuid) — réclamation par token</w:t>
+      </w:r>
+    </w:p>
+    <w:p>
+      <w:pPr>
+        <w:pStyle w:val="ListParagraph"/>
+        <w:numPr>
+          <w:ilvl w:val="0"/>
+          <w:numId w:val="2"/>
+        </w:numPr>
+        <w:spacing w:after="80"/>
+      </w:pPr>
+      <w:r>
+        <w:t xml:space="preserve">public.fn_get_library_request_claim_context(text) — contexte avant réclamation</w:t>
+      </w:r>
+    </w:p>
+    <w:p>
+      <w:pPr>
+        <w:pStyle w:val="ListParagraph"/>
+        <w:numPr>
+          <w:ilvl w:val="0"/>
+          <w:numId w:val="2"/>
+        </w:numPr>
+        <w:spacing w:after="80"/>
+      </w:pPr>
+      <w:r>
+        <w:t xml:space="preserve">public.fn_submit_library_request(...) — soumission d'inscription sans auth préalable</w:t>
+      </w:r>
+    </w:p>
+    <w:p>
+      <w:pPr>
+        <w:pStyle w:val="ListParagraph"/>
+        <w:numPr>
+          <w:ilvl w:val="0"/>
+          <w:numId w:val="2"/>
+        </w:numPr>
+        <w:spacing w:after="80"/>
+      </w:pPr>
+      <w:r>
+        <w:t xml:space="preserve">public.fn_submit_library_request_via_claim(...) — soumission via réclamation</w:t>
+      </w:r>
+    </w:p>
+    <w:p>
+      <w:pPr>
+        <w:pStyle w:val="ListParagraph"/>
+        <w:numPr>
+          <w:ilvl w:val="0"/>
+          <w:numId w:val="2"/>
+        </w:numPr>
+        <w:spacing w:after="80"/>
+      </w:pPr>
+      <w:r>
+        <w:t xml:space="preserve">public.get_book_primary_public_digital_asset_v2(bigint) — accès public aux PDFs domaine public</w:t>
+      </w:r>
+    </w:p>
+    <w:p>
+      <w:pPr>
+        <w:pStyle w:val="ListParagraph"/>
+        <w:numPr>
+          <w:ilvl w:val="0"/>
+          <w:numId w:val="2"/>
+        </w:numPr>
+        <w:spacing w:after="80"/>
+      </w:pPr>
+      <w:r>
+        <w:t xml:space="preserve">public.resolve_login_email(text) — résolution email avant login</w:t>
+      </w:r>
+    </w:p>
+    <w:p>
+      <w:pPr>
+        <w:spacing w:after="120"/>
+      </w:pPr>
+      <w:r>
+        <w:t xml:space="preserve">Toute nouvelle entrée dans cette liste doit être documentée et justifiée explicitement dans la migration qui la crée.</w:t>
+      </w:r>
+    </w:p>
+    <w:p>
+      <w:pPr>
+        <w:pStyle w:val="Heading2"/>
+      </w:pPr>
+      <w:r>
+        <w:t xml:space="preserve">Extensions PostgreSQL</w:t>
+      </w:r>
+    </w:p>
+    <w:p>
+      <w:pPr>
+        <w:spacing w:after="120"/>
+      </w:pPr>
+      <w:r>
+        <w:t xml:space="preserve">Installer dans le schéma extensions, pas dans public :</w:t>
       </w:r>
     </w:p>
     <w:p>
@@ -2832,10 +2413,309 @@
           <w:sz w:val="18"/>
           <w:szCs w:val="18"/>
         </w:rPr>
+        <w:t xml:space="preserve">CREATE EXTENSION IF NOT EXISTS my_extension WITH SCHEMA extensions;</w:t>
+      </w:r>
+    </w:p>
+    <w:p>
+      <w:pPr>
+        <w:spacing w:after="120"/>
+      </w:pPr>
+      <w:r>
+        <w:t xml:space="preserve">Les fonctions métier qui utilisent ces extensions doivent inclure extensions dans leur search_path :</w:t>
+      </w:r>
+    </w:p>
+    <w:p>
+      <w:pPr>
+        <w:shd w:fill="F2F2F2" w:val="clear"/>
+        <w:spacing w:after="80" w:before="80"/>
+      </w:pPr>
+      <w:r>
+        <w:rPr>
+          <w:rFonts w:ascii="Consolas" w:cs="Consolas" w:eastAsia="Consolas" w:hAnsi="Consolas"/>
+          <w:sz w:val="18"/>
+          <w:szCs w:val="18"/>
+        </w:rPr>
         <w:t xml:space="preserve">ALTER FUNCTION my.func(...) SET search_path = public, extensions, pg_temp;</w:t>
       </w:r>
     </w:p>
     <w:p>
+      <w:pPr>
+        <w:pStyle w:val="Heading2"/>
+      </w:pPr>
+      <w:r>
+        <w:t xml:space="preserve">Tables archivées ou inertes dans public.* (leçon L.12 / L.12bis / L.12ter, 19/05/2026)</w:t>
+      </w:r>
+    </w:p>
+    <w:p>
+      <w:pPr>
+        <w:spacing w:after="120"/>
+      </w:pPr>
+      <w:r>
+        <w:t xml:space="preserve">Pour une table conservée dans public.* mais qui n'est plus accédée via PostgREST (snapshot historique, archive gelée, table de migration ponctuelle), ne JAMAIS désactiver la RLS via ALTER TABLE ... DISABLE ROW LEVEL SECURITY. Le linter Supabase signale toute table publique sans RLS comme ERROR rls_disabled_in_public, considérant qu'elle pourrait être lue si un GRANT était accordé un jour par mégarde.</w:t>
+      </w:r>
+    </w:p>
+    <w:p>
+      <w:pPr>
+        <w:spacing w:after="120"/>
+      </w:pPr>
+      <w:r>
+        <w:t xml:space="preserve">Le bon pattern est :</w:t>
+      </w:r>
+    </w:p>
+    <w:p>
+      <w:pPr>
+        <w:shd w:fill="F2F2F2" w:val="clear"/>
+        <w:spacing w:after="80" w:before="80"/>
+      </w:pPr>
+      <w:r>
+        <w:rPr>
+          <w:rFonts w:ascii="Consolas" w:cs="Consolas" w:eastAsia="Consolas" w:hAnsi="Consolas"/>
+          <w:sz w:val="18"/>
+          <w:szCs w:val="18"/>
+        </w:rPr>
+        <w:t xml:space="preserve">-- 1. Conserver la RLS activée</w:t>
+      </w:r>
+      <w:r>
+        <w:br/>
+      </w:r>
+      <w:r>
+        <w:rPr>
+          <w:rFonts w:ascii="Consolas" w:cs="Consolas" w:eastAsia="Consolas" w:hAnsi="Consolas"/>
+          <w:sz w:val="18"/>
+          <w:szCs w:val="18"/>
+        </w:rPr>
+        <w:t xml:space="preserve">ALTER TABLE public._archived_ma_table ENABLE ROW LEVEL SECURITY;</w:t>
+      </w:r>
+      <w:r>
+        <w:br/>
+      </w:r>
+      <w:r>
+        <w:rPr>
+          <w:rFonts w:ascii="Consolas" w:cs="Consolas" w:eastAsia="Consolas" w:hAnsi="Consolas"/>
+          <w:sz w:val="18"/>
+          <w:szCs w:val="18"/>
+        </w:rPr>
+        <w:t xml:space="preserve"> </w:t>
+      </w:r>
+      <w:r>
+        <w:br/>
+      </w:r>
+      <w:r>
+        <w:rPr>
+          <w:rFonts w:ascii="Consolas" w:cs="Consolas" w:eastAsia="Consolas" w:hAnsi="Consolas"/>
+          <w:sz w:val="18"/>
+          <w:szCs w:val="18"/>
+        </w:rPr>
+        <w:t xml:space="preserve">-- 2. Ajouter une policy lock-down qui bloque tout</w:t>
+      </w:r>
+      <w:r>
+        <w:br/>
+      </w:r>
+      <w:r>
+        <w:rPr>
+          <w:rFonts w:ascii="Consolas" w:cs="Consolas" w:eastAsia="Consolas" w:hAnsi="Consolas"/>
+          <w:sz w:val="18"/>
+          <w:szCs w:val="18"/>
+        </w:rPr>
+        <w:t xml:space="preserve">CREATE POLICY "ma_table_lockdown"</w:t>
+      </w:r>
+      <w:r>
+        <w:br/>
+      </w:r>
+      <w:r>
+        <w:rPr>
+          <w:rFonts w:ascii="Consolas" w:cs="Consolas" w:eastAsia="Consolas" w:hAnsi="Consolas"/>
+          <w:sz w:val="18"/>
+          <w:szCs w:val="18"/>
+        </w:rPr>
+        <w:t xml:space="preserve">  ON public._archived_ma_table</w:t>
+      </w:r>
+      <w:r>
+        <w:br/>
+      </w:r>
+      <w:r>
+        <w:rPr>
+          <w:rFonts w:ascii="Consolas" w:cs="Consolas" w:eastAsia="Consolas" w:hAnsi="Consolas"/>
+          <w:sz w:val="18"/>
+          <w:szCs w:val="18"/>
+        </w:rPr>
+        <w:t xml:space="preserve">  FOR ALL</w:t>
+      </w:r>
+      <w:r>
+        <w:br/>
+      </w:r>
+      <w:r>
+        <w:rPr>
+          <w:rFonts w:ascii="Consolas" w:cs="Consolas" w:eastAsia="Consolas" w:hAnsi="Consolas"/>
+          <w:sz w:val="18"/>
+          <w:szCs w:val="18"/>
+        </w:rPr>
+        <w:t xml:space="preserve">  TO anon, authenticated</w:t>
+      </w:r>
+      <w:r>
+        <w:br/>
+      </w:r>
+      <w:r>
+        <w:rPr>
+          <w:rFonts w:ascii="Consolas" w:cs="Consolas" w:eastAsia="Consolas" w:hAnsi="Consolas"/>
+          <w:sz w:val="18"/>
+          <w:szCs w:val="18"/>
+        </w:rPr>
+        <w:t xml:space="preserve">  USING (false)</w:t>
+      </w:r>
+      <w:r>
+        <w:br/>
+      </w:r>
+      <w:r>
+        <w:rPr>
+          <w:rFonts w:ascii="Consolas" w:cs="Consolas" w:eastAsia="Consolas" w:hAnsi="Consolas"/>
+          <w:sz w:val="18"/>
+          <w:szCs w:val="18"/>
+        </w:rPr>
+        <w:t xml:space="preserve">  WITH CHECK (false);</w:t>
+      </w:r>
+      <w:r>
+        <w:br/>
+      </w:r>
+      <w:r>
+        <w:rPr>
+          <w:rFonts w:ascii="Consolas" w:cs="Consolas" w:eastAsia="Consolas" w:hAnsi="Consolas"/>
+          <w:sz w:val="18"/>
+          <w:szCs w:val="18"/>
+        </w:rPr>
+        <w:t xml:space="preserve"> </w:t>
+      </w:r>
+      <w:r>
+        <w:br/>
+      </w:r>
+      <w:r>
+        <w:rPr>
+          <w:rFonts w:ascii="Consolas" w:cs="Consolas" w:eastAsia="Consolas" w:hAnsi="Consolas"/>
+          <w:sz w:val="18"/>
+          <w:szCs w:val="18"/>
+        </w:rPr>
+        <w:t xml:space="preserve">-- 3. Documenter</w:t>
+      </w:r>
+      <w:r>
+        <w:br/>
+      </w:r>
+      <w:r>
+        <w:rPr>
+          <w:rFonts w:ascii="Consolas" w:cs="Consolas" w:eastAsia="Consolas" w:hAnsi="Consolas"/>
+          <w:sz w:val="18"/>
+          <w:szCs w:val="18"/>
+        </w:rPr>
+        <w:t xml:space="preserve">COMMENT ON TABLE public._archived_ma_table IS</w:t>
+      </w:r>
+      <w:r>
+        <w:br/>
+      </w:r>
+      <w:r>
+        <w:rPr>
+          <w:rFonts w:ascii="Consolas" w:cs="Consolas" w:eastAsia="Consolas" w:hAnsi="Consolas"/>
+          <w:sz w:val="18"/>
+          <w:szCs w:val="18"/>
+        </w:rPr>
+        <w:t xml:space="preserve">  'Archive gelée du JJ/MM/AAAA — table inerte. '</w:t>
+      </w:r>
+      <w:r>
+        <w:br/>
+      </w:r>
+      <w:r>
+        <w:rPr>
+          <w:rFonts w:ascii="Consolas" w:cs="Consolas" w:eastAsia="Consolas" w:hAnsi="Consolas"/>
+          <w:sz w:val="18"/>
+          <w:szCs w:val="18"/>
+        </w:rPr>
+        <w:t xml:space="preserve">  'RLS activée + policy lock-down. Accessible uniquement via service_role.';</w:t>
+      </w:r>
+    </w:p>
+    <w:p>
+      <w:pPr>
+        <w:spacing w:after="120"/>
+      </w:pPr>
+      <w:r>
+        <w:rPr>
+          <w:b/>
+          <w:bCs/>
+        </w:rPr>
+        <w:t xml:space="preserve">Pourquoi pas simplement DISABLE RLS ? </w:t>
+      </w:r>
+      <w:r>
+        <w:t xml:space="preserve">Parce que Supabase classe rls_disabled_in_public comme ERROR (criticité supérieure à rls_enabled_no_policy qui n'est qu'INFO). Pour une table publique-mais-inerte, la RLS activée + policy USING (false) est strictement équivalente sécurité-wise mais sans alerte critique au linter.</w:t>
+      </w:r>
+    </w:p>
+    <w:p>
+      <w:pPr>
+        <w:spacing w:after="120"/>
+      </w:pPr>
+      <w:r>
+        <w:rPr>
+          <w:b/>
+          <w:bCs/>
+        </w:rPr>
+        <w:t xml:space="preserve">service_role reste autorisé </w:t>
+      </w:r>
+      <w:r>
+        <w:t xml:space="preserve">parce qu'il a BYPASSRLS au niveau Postgres, indépendamment des policies. Donc une Edge Function ou un accès SQL Editor avec service_role peut toujours lire l'archive pour audit ponctuel.</w:t>
+      </w:r>
+    </w:p>
+    <w:p>
+      <w:pPr>
+        <w:spacing w:after="120"/>
+      </w:pPr>
+      <w:r>
+        <w:t xml:space="preserve">Alternatives à considérer avant d'arriver à ce pattern :</w:t>
+      </w:r>
+    </w:p>
+    <w:p>
+      <w:pPr>
+        <w:pStyle w:val="ListParagraph"/>
+        <w:numPr>
+          <w:ilvl w:val="0"/>
+          <w:numId w:val="3"/>
+        </w:numPr>
+        <w:spacing w:after="80"/>
+      </w:pPr>
+      <w:r>
+        <w:t xml:space="preserve">Déplacer la table hors de public vers un schéma archive non exposé à l'API REST. Mieux mais demande un refactor et de retirer le schéma de db_extra_search_path Supabase.</w:t>
+      </w:r>
+    </w:p>
+    <w:p>
+      <w:pPr>
+        <w:pStyle w:val="ListParagraph"/>
+        <w:numPr>
+          <w:ilvl w:val="0"/>
+          <w:numId w:val="3"/>
+        </w:numPr>
+        <w:spacing w:after="80"/>
+      </w:pPr>
+      <w:r>
+        <w:t xml:space="preserve">DROP TABLE si l'archive n'a vraiment plus aucune valeur historique. À privilégier quand le coût de conservation excède la valeur des données.</w:t>
+      </w:r>
+    </w:p>
+    <w:p>
+      <w:pPr>
+        <w:pStyle w:val="ListParagraph"/>
+        <w:numPr>
+          <w:ilvl w:val="0"/>
+          <w:numId w:val="3"/>
+        </w:numPr>
+        <w:spacing w:after="80"/>
+      </w:pPr>
+      <w:r>
+        <w:t xml:space="preserve">REVOKE ALL sur la table sans policy : marche techniquement mais le linter Supabase ne le voit pas et continuera à signaler rls_enabled_no_policy.</w:t>
+      </w:r>
+    </w:p>
+    <w:p>
+      <w:pPr>
+        <w:spacing w:after="120"/>
+      </w:pPr>
+      <w:r>
+        <w:t xml:space="preserve">Le pattern ENABLE RLS + USING (false) est le compromis pragmatique entre exigence du linter, simplicité d'écriture et zéro risque d'accès accidentel.</w:t>
+      </w:r>
+    </w:p>
+    <w:p>
       <w:r>
         <w:br w:type="page"/>
       </w:r>
@@ -2853,7 +2733,7 @@
         <w:spacing w:after="120"/>
       </w:pPr>
       <w:r>
-        <w:t xml:space="preserve">Cette doctrine est issue du chantier linter L.* des 11-12 mai 2026. Elle a vocation à évoluer :</w:t>
+        <w:t xml:space="preserve">Cette doctrine est issue du chantier linter L.* des 11-12 mai 2026, complétée le 19/05/2026 après les leçons L.12 / L.12bis / L.12ter. Elle a vocation à évoluer :</w:t>
       </w:r>
     </w:p>
     <w:p>
@@ -2908,6 +2788,440 @@
         <w:pStyle w:val="Heading1"/>
       </w:pPr>
       <w:r>
+        <w:t xml:space="preserve">Historique des leçons intégrées</w:t>
+      </w:r>
+    </w:p>
+    <w:tbl>
+      <w:tblPr>
+        <w:tblW w:type="dxa" w:w="9360"/>
+        <w:tblBorders>
+          <w:top w:val="single" w:color="auto" w:sz="4"/>
+          <w:left w:val="single" w:color="auto" w:sz="4"/>
+          <w:bottom w:val="single" w:color="auto" w:sz="4"/>
+          <w:right w:val="single" w:color="auto" w:sz="4"/>
+          <w:insideH w:val="single" w:color="auto" w:sz="4"/>
+          <w:insideV w:val="single" w:color="auto" w:sz="4"/>
+        </w:tblBorders>
+      </w:tblPr>
+      <w:tblGrid>
+        <w:gridCol w:w="3120"/>
+        <w:gridCol w:w="3120"/>
+        <w:gridCol w:w="3120"/>
+      </w:tblGrid>
+      <w:tr>
+        <w:tc>
+          <w:tcPr>
+            <w:tcW w:type="dxa" w:w="3120"/>
+            <w:tcBorders>
+              <w:top w:val="single" w:color="CCCCCC" w:sz="1"/>
+              <w:left w:val="single" w:color="CCCCCC" w:sz="1"/>
+              <w:bottom w:val="single" w:color="CCCCCC" w:sz="1"/>
+              <w:right w:val="single" w:color="CCCCCC" w:sz="1"/>
+            </w:tcBorders>
+            <w:shd w:fill="D5E8F0" w:val="clear"/>
+            <w:tcMar>
+              <w:top w:type="dxa" w:w="80"/>
+              <w:left w:type="dxa" w:w="120"/>
+              <w:bottom w:type="dxa" w:w="80"/>
+              <w:right w:type="dxa" w:w="120"/>
+            </w:tcMar>
+          </w:tcPr>
+          <w:p>
+            <w:r>
+              <w:rPr>
+                <w:b/>
+                <w:bCs/>
+              </w:rPr>
+              <w:t xml:space="preserve">Date</w:t>
+            </w:r>
+          </w:p>
+        </w:tc>
+        <w:tc>
+          <w:tcPr>
+            <w:tcW w:type="dxa" w:w="3120"/>
+            <w:tcBorders>
+              <w:top w:val="single" w:color="CCCCCC" w:sz="1"/>
+              <w:left w:val="single" w:color="CCCCCC" w:sz="1"/>
+              <w:bottom w:val="single" w:color="CCCCCC" w:sz="1"/>
+              <w:right w:val="single" w:color="CCCCCC" w:sz="1"/>
+            </w:tcBorders>
+            <w:shd w:fill="D5E8F0" w:val="clear"/>
+            <w:tcMar>
+              <w:top w:type="dxa" w:w="80"/>
+              <w:left w:type="dxa" w:w="120"/>
+              <w:bottom w:type="dxa" w:w="80"/>
+              <w:right w:type="dxa" w:w="120"/>
+            </w:tcMar>
+          </w:tcPr>
+          <w:p>
+            <w:r>
+              <w:rPr>
+                <w:b/>
+                <w:bCs/>
+              </w:rPr>
+              <w:t xml:space="preserve">Leçon</w:t>
+            </w:r>
+          </w:p>
+        </w:tc>
+        <w:tc>
+          <w:tcPr>
+            <w:tcW w:type="dxa" w:w="3120"/>
+            <w:tcBorders>
+              <w:top w:val="single" w:color="CCCCCC" w:sz="1"/>
+              <w:left w:val="single" w:color="CCCCCC" w:sz="1"/>
+              <w:bottom w:val="single" w:color="CCCCCC" w:sz="1"/>
+              <w:right w:val="single" w:color="CCCCCC" w:sz="1"/>
+            </w:tcBorders>
+            <w:shd w:fill="D5E8F0" w:val="clear"/>
+            <w:tcMar>
+              <w:top w:type="dxa" w:w="80"/>
+              <w:left w:type="dxa" w:w="120"/>
+              <w:bottom w:type="dxa" w:w="80"/>
+              <w:right w:type="dxa" w:w="120"/>
+            </w:tcMar>
+          </w:tcPr>
+          <w:p>
+            <w:r>
+              <w:rPr>
+                <w:b/>
+                <w:bCs/>
+              </w:rPr>
+              <w:t xml:space="preserve">Référence</w:t>
+            </w:r>
+          </w:p>
+        </w:tc>
+      </w:tr>
+      <w:tr>
+        <w:tc>
+          <w:tcPr>
+            <w:tcW w:type="dxa" w:w="3120"/>
+            <w:tcBorders>
+              <w:top w:val="single" w:color="CCCCCC" w:sz="1"/>
+              <w:left w:val="single" w:color="CCCCCC" w:sz="1"/>
+              <w:bottom w:val="single" w:color="CCCCCC" w:sz="1"/>
+              <w:right w:val="single" w:color="CCCCCC" w:sz="1"/>
+            </w:tcBorders>
+            <w:tcMar>
+              <w:top w:type="dxa" w:w="80"/>
+              <w:left w:type="dxa" w:w="120"/>
+              <w:bottom w:type="dxa" w:w="80"/>
+              <w:right w:type="dxa" w:w="120"/>
+            </w:tcMar>
+          </w:tcPr>
+          <w:p>
+            <w:r>
+              <w:rPr>
+                <w:sz w:val="20"/>
+                <w:szCs w:val="20"/>
+              </w:rPr>
+              <w:t xml:space="preserve">2026-05-12</w:t>
+            </w:r>
+          </w:p>
+        </w:tc>
+        <w:tc>
+          <w:tcPr>
+            <w:tcW w:type="dxa" w:w="3120"/>
+            <w:tcBorders>
+              <w:top w:val="single" w:color="CCCCCC" w:sz="1"/>
+              <w:left w:val="single" w:color="CCCCCC" w:sz="1"/>
+              <w:bottom w:val="single" w:color="CCCCCC" w:sz="1"/>
+              <w:right w:val="single" w:color="CCCCCC" w:sz="1"/>
+            </w:tcBorders>
+            <w:tcMar>
+              <w:top w:type="dxa" w:w="80"/>
+              <w:left w:type="dxa" w:w="120"/>
+              <w:bottom w:type="dxa" w:w="80"/>
+              <w:right w:type="dxa" w:w="120"/>
+            </w:tcMar>
+          </w:tcPr>
+          <w:p>
+            <w:r>
+              <w:rPr>
+                <w:sz w:val="20"/>
+                <w:szCs w:val="20"/>
+              </w:rPr>
+              <w:t xml:space="preserve">Doctrine initiale issue du chantier linter L.1 à L.11</w:t>
+            </w:r>
+          </w:p>
+        </w:tc>
+        <w:tc>
+          <w:tcPr>
+            <w:tcW w:type="dxa" w:w="3120"/>
+            <w:tcBorders>
+              <w:top w:val="single" w:color="CCCCCC" w:sz="1"/>
+              <w:left w:val="single" w:color="CCCCCC" w:sz="1"/>
+              <w:bottom w:val="single" w:color="CCCCCC" w:sz="1"/>
+              <w:right w:val="single" w:color="CCCCCC" w:sz="1"/>
+            </w:tcBorders>
+            <w:tcMar>
+              <w:top w:type="dxa" w:w="80"/>
+              <w:left w:type="dxa" w:w="120"/>
+              <w:bottom w:type="dxa" w:w="80"/>
+              <w:right w:type="dxa" w:w="120"/>
+            </w:tcMar>
+          </w:tcPr>
+          <w:p>
+            <w:r>
+              <w:rPr>
+                <w:sz w:val="20"/>
+                <w:szCs w:val="20"/>
+              </w:rPr>
+              <w:t xml:space="preserve">Paquets L.1-L.11</w:t>
+            </w:r>
+          </w:p>
+        </w:tc>
+      </w:tr>
+      <w:tr>
+        <w:tc>
+          <w:tcPr>
+            <w:tcW w:type="dxa" w:w="3120"/>
+            <w:tcBorders>
+              <w:top w:val="single" w:color="CCCCCC" w:sz="1"/>
+              <w:left w:val="single" w:color="CCCCCC" w:sz="1"/>
+              <w:bottom w:val="single" w:color="CCCCCC" w:sz="1"/>
+              <w:right w:val="single" w:color="CCCCCC" w:sz="1"/>
+            </w:tcBorders>
+            <w:tcMar>
+              <w:top w:type="dxa" w:w="80"/>
+              <w:left w:type="dxa" w:w="120"/>
+              <w:bottom w:type="dxa" w:w="80"/>
+              <w:right w:type="dxa" w:w="120"/>
+            </w:tcMar>
+          </w:tcPr>
+          <w:p>
+            <w:r>
+              <w:rPr>
+                <w:sz w:val="20"/>
+                <w:szCs w:val="20"/>
+              </w:rPr>
+              <w:t xml:space="preserve">2026-05-19</w:t>
+            </w:r>
+          </w:p>
+        </w:tc>
+        <w:tc>
+          <w:tcPr>
+            <w:tcW w:type="dxa" w:w="3120"/>
+            <w:tcBorders>
+              <w:top w:val="single" w:color="CCCCCC" w:sz="1"/>
+              <w:left w:val="single" w:color="CCCCCC" w:sz="1"/>
+              <w:bottom w:val="single" w:color="CCCCCC" w:sz="1"/>
+              <w:right w:val="single" w:color="CCCCCC" w:sz="1"/>
+            </w:tcBorders>
+            <w:tcMar>
+              <w:top w:type="dxa" w:w="80"/>
+              <w:left w:type="dxa" w:w="120"/>
+              <w:bottom w:type="dxa" w:w="80"/>
+              <w:right w:type="dxa" w:w="120"/>
+            </w:tcMar>
+          </w:tcPr>
+          <w:p>
+            <w:r>
+              <w:rPr>
+                <w:sz w:val="20"/>
+                <w:szCs w:val="20"/>
+              </w:rPr>
+              <w:t xml:space="preserve">Tables archivées : ENABLE RLS + policy USING (false), jamais DISABLE RLS</w:t>
+            </w:r>
+          </w:p>
+        </w:tc>
+        <w:tc>
+          <w:tcPr>
+            <w:tcW w:type="dxa" w:w="3120"/>
+            <w:tcBorders>
+              <w:top w:val="single" w:color="CCCCCC" w:sz="1"/>
+              <w:left w:val="single" w:color="CCCCCC" w:sz="1"/>
+              <w:bottom w:val="single" w:color="CCCCCC" w:sz="1"/>
+              <w:right w:val="single" w:color="CCCCCC" w:sz="1"/>
+            </w:tcBorders>
+            <w:tcMar>
+              <w:top w:type="dxa" w:w="80"/>
+              <w:left w:type="dxa" w:w="120"/>
+              <w:bottom w:type="dxa" w:w="80"/>
+              <w:right w:type="dxa" w:w="120"/>
+            </w:tcMar>
+          </w:tcPr>
+          <w:p>
+            <w:r>
+              <w:rPr>
+                <w:sz w:val="20"/>
+                <w:szCs w:val="20"/>
+              </w:rPr>
+              <w:t xml:space="preserve">Paquet L.12 (régression) → L.12ter (correction)</w:t>
+            </w:r>
+          </w:p>
+        </w:tc>
+      </w:tr>
+      <w:tr>
+        <w:tc>
+          <w:tcPr>
+            <w:tcW w:type="dxa" w:w="3120"/>
+            <w:tcBorders>
+              <w:top w:val="single" w:color="CCCCCC" w:sz="1"/>
+              <w:left w:val="single" w:color="CCCCCC" w:sz="1"/>
+              <w:bottom w:val="single" w:color="CCCCCC" w:sz="1"/>
+              <w:right w:val="single" w:color="CCCCCC" w:sz="1"/>
+            </w:tcBorders>
+            <w:tcMar>
+              <w:top w:type="dxa" w:w="80"/>
+              <w:left w:type="dxa" w:w="120"/>
+              <w:bottom w:type="dxa" w:w="80"/>
+              <w:right w:type="dxa" w:w="120"/>
+            </w:tcMar>
+          </w:tcPr>
+          <w:p>
+            <w:r>
+              <w:rPr>
+                <w:sz w:val="20"/>
+                <w:szCs w:val="20"/>
+              </w:rPr>
+              <w:t xml:space="preserve">2026-05-19</w:t>
+            </w:r>
+          </w:p>
+        </w:tc>
+        <w:tc>
+          <w:tcPr>
+            <w:tcW w:type="dxa" w:w="3120"/>
+            <w:tcBorders>
+              <w:top w:val="single" w:color="CCCCCC" w:sz="1"/>
+              <w:left w:val="single" w:color="CCCCCC" w:sz="1"/>
+              <w:bottom w:val="single" w:color="CCCCCC" w:sz="1"/>
+              <w:right w:val="single" w:color="CCCCCC" w:sz="1"/>
+            </w:tcBorders>
+            <w:tcMar>
+              <w:top w:type="dxa" w:w="80"/>
+              <w:left w:type="dxa" w:w="120"/>
+              <w:bottom w:type="dxa" w:w="80"/>
+              <w:right w:type="dxa" w:w="120"/>
+            </w:tcMar>
+          </w:tcPr>
+          <w:p>
+            <w:r>
+              <w:rPr>
+                <w:sz w:val="20"/>
+                <w:szCs w:val="20"/>
+              </w:rPr>
+              <w:t xml:space="preserve">DO-block tolérant : EXCEPTION WHEN insufficient_privilege quand on teste l'inaccessibilité</w:t>
+            </w:r>
+          </w:p>
+        </w:tc>
+        <w:tc>
+          <w:tcPr>
+            <w:tcW w:type="dxa" w:w="3120"/>
+            <w:tcBorders>
+              <w:top w:val="single" w:color="CCCCCC" w:sz="1"/>
+              <w:left w:val="single" w:color="CCCCCC" w:sz="1"/>
+              <w:bottom w:val="single" w:color="CCCCCC" w:sz="1"/>
+              <w:right w:val="single" w:color="CCCCCC" w:sz="1"/>
+            </w:tcBorders>
+            <w:tcMar>
+              <w:top w:type="dxa" w:w="80"/>
+              <w:left w:type="dxa" w:w="120"/>
+              <w:bottom w:type="dxa" w:w="80"/>
+              <w:right w:type="dxa" w:w="120"/>
+            </w:tcMar>
+          </w:tcPr>
+          <w:p>
+            <w:r>
+              <w:rPr>
+                <w:sz w:val="20"/>
+                <w:szCs w:val="20"/>
+              </w:rPr>
+              <w:t xml:space="preserve">Hotfix L.12bis (échec Woodpecker) → L.12ter</w:t>
+            </w:r>
+          </w:p>
+        </w:tc>
+      </w:tr>
+      <w:tr>
+        <w:tc>
+          <w:tcPr>
+            <w:tcW w:type="dxa" w:w="3120"/>
+            <w:tcBorders>
+              <w:top w:val="single" w:color="CCCCCC" w:sz="1"/>
+              <w:left w:val="single" w:color="CCCCCC" w:sz="1"/>
+              <w:bottom w:val="single" w:color="CCCCCC" w:sz="1"/>
+              <w:right w:val="single" w:color="CCCCCC" w:sz="1"/>
+            </w:tcBorders>
+            <w:tcMar>
+              <w:top w:type="dxa" w:w="80"/>
+              <w:left w:type="dxa" w:w="120"/>
+              <w:bottom w:type="dxa" w:w="80"/>
+              <w:right w:type="dxa" w:w="120"/>
+            </w:tcMar>
+          </w:tcPr>
+          <w:p>
+            <w:r>
+              <w:rPr>
+                <w:sz w:val="20"/>
+                <w:szCs w:val="20"/>
+              </w:rPr>
+              <w:t xml:space="preserve">2026-05-19</w:t>
+            </w:r>
+          </w:p>
+        </w:tc>
+        <w:tc>
+          <w:tcPr>
+            <w:tcW w:type="dxa" w:w="3120"/>
+            <w:tcBorders>
+              <w:top w:val="single" w:color="CCCCCC" w:sz="1"/>
+              <w:left w:val="single" w:color="CCCCCC" w:sz="1"/>
+              <w:bottom w:val="single" w:color="CCCCCC" w:sz="1"/>
+              <w:right w:val="single" w:color="CCCCCC" w:sz="1"/>
+            </w:tcBorders>
+            <w:tcMar>
+              <w:top w:type="dxa" w:w="80"/>
+              <w:left w:type="dxa" w:w="120"/>
+              <w:bottom w:type="dxa" w:w="80"/>
+              <w:right w:type="dxa" w:w="120"/>
+            </w:tcMar>
+          </w:tcPr>
+          <w:p>
+            <w:r>
+              <w:rPr>
+                <w:sz w:val="20"/>
+                <w:szCs w:val="20"/>
+              </w:rPr>
+              <w:t xml:space="preserve">Fonctions SECURITY INVOKER aussi concernées par function_search_path_mutable</w:t>
+            </w:r>
+          </w:p>
+        </w:tc>
+        <w:tc>
+          <w:tcPr>
+            <w:tcW w:type="dxa" w:w="3120"/>
+            <w:tcBorders>
+              <w:top w:val="single" w:color="CCCCCC" w:sz="1"/>
+              <w:left w:val="single" w:color="CCCCCC" w:sz="1"/>
+              <w:bottom w:val="single" w:color="CCCCCC" w:sz="1"/>
+              <w:right w:val="single" w:color="CCCCCC" w:sz="1"/>
+            </w:tcBorders>
+            <w:tcMar>
+              <w:top w:type="dxa" w:w="80"/>
+              <w:left w:type="dxa" w:w="120"/>
+              <w:bottom w:type="dxa" w:w="80"/>
+              <w:right w:type="dxa" w:w="120"/>
+            </w:tcMar>
+          </w:tcPr>
+          <w:p>
+            <w:r>
+              <w:rPr>
+                <w:sz w:val="20"/>
+                <w:szCs w:val="20"/>
+              </w:rPr>
+              <w:t xml:space="preserve">Paquet L.12 sur fn_block_lph_modification</w:t>
+            </w:r>
+          </w:p>
+        </w:tc>
+      </w:tr>
+    </w:tbl>
+    <w:p>
+      <w:r>
+        <w:t xml:space="preserve"/>
+      </w:r>
+    </w:p>
+    <w:p>
+      <w:pPr>
+        <w:pStyle w:val="Heading1"/>
+      </w:pPr>
+      <w:r>
         <w:t xml:space="preserve">Références</w:t>
       </w:r>
     </w:p>
@@ -2960,7 +3274,7 @@
         <w:spacing w:after="80"/>
       </w:pPr>
       <w:r>
-        <w:t xml:space="preserve">Documentation Supabase Data API defaults 30/10/2026 : mail du 12/05/2026</w:t>
+        <w:t xml:space="preserve">Paquet L.12 (cleanup zero risk) : supabase/migrations/20260519300000_paquetL12_cleanup_zero_risk.sql</w:t>
       </w:r>
     </w:p>
     <w:p>
@@ -2973,7 +3287,33 @@
         <w:spacing w:after="80"/>
       </w:pPr>
       <w:r>
+        <w:t xml:space="preserve">Paquet L.12ter (hotfix RLS archives) : supabase/migrations/20260519320000_paquetL12ter_hotfix_rls_archives_tolerant.sql</w:t>
+      </w:r>
+    </w:p>
+    <w:p>
+      <w:pPr>
+        <w:pStyle w:val="ListParagraph"/>
+        <w:numPr>
+          <w:ilvl w:val="0"/>
+          <w:numId w:val="2"/>
+        </w:numPr>
+        <w:spacing w:after="80"/>
+      </w:pPr>
+      <w:r>
         <w:t xml:space="preserve">Documentation Supabase database linter : https://supabase.com/docs/guides/database/database-linter</w:t>
+      </w:r>
+    </w:p>
+    <w:p>
+      <w:pPr>
+        <w:pStyle w:val="ListParagraph"/>
+        <w:numPr>
+          <w:ilvl w:val="0"/>
+          <w:numId w:val="2"/>
+        </w:numPr>
+        <w:spacing w:after="80"/>
+      </w:pPr>
+      <w:r>
+        <w:t xml:space="preserve">Documentation Supabase rls_disabled_in_public : https://supabase.com/docs/guides/database/database-linter?lint=0006_rls_disabled_in_public</w:t>
       </w:r>
     </w:p>
     <w:p>
@@ -3185,15 +3525,6 @@
       <w:lvlJc w:val="left"/>
       <w:pPr>
         <w:ind w:left="720" w:hanging="360"/>
-      </w:pPr>
-    </w:lvl>
-    <w:lvl w:ilvl="1" w15:tentative="1">
-      <w:start w:val="1"/>
-      <w:numFmt w:val="bullet"/>
-      <w:lvlText w:val="◦"/>
-      <w:lvlJc w:val="left"/>
-      <w:pPr>
-        <w:ind w:left="1440" w:hanging="360"/>
       </w:pPr>
     </w:lvl>
   </w:abstractNum>
